--- a/Step 2/Logical Data Model.docx
+++ b/Step 2/Logical Data Model.docx
@@ -73,25 +73,14 @@
         </w:rPr>
         <w:t xml:space="preserve"> </w:t>
       </w:r>
-      <w:proofErr w:type="gramStart"/>
-      <w:r>
-        <w:rPr>
-          <w:i/>
-          <w:iCs/>
-          <w:color w:val="7F7F7F" w:themeColor="text1" w:themeTint="80"/>
-          <w:lang w:val="en-US"/>
-        </w:rPr>
-        <w:t>VARCHAR(</w:t>
-      </w:r>
-      <w:proofErr w:type="gramEnd"/>
-      <w:r>
-        <w:rPr>
-          <w:i/>
-          <w:iCs/>
-          <w:color w:val="7F7F7F" w:themeColor="text1" w:themeTint="80"/>
-          <w:lang w:val="en-US"/>
-        </w:rPr>
-        <w:t>50)</w:t>
+      <w:r>
+        <w:rPr>
+          <w:i/>
+          <w:iCs/>
+          <w:color w:val="7F7F7F" w:themeColor="text1" w:themeTint="80"/>
+          <w:lang w:val="en-US"/>
+        </w:rPr>
+        <w:t>VARCHAR(50)</w:t>
       </w:r>
       <w:r>
         <w:rPr>
@@ -107,25 +96,14 @@
         </w:rPr>
         <w:t xml:space="preserve"> </w:t>
       </w:r>
-      <w:proofErr w:type="gramStart"/>
-      <w:r>
-        <w:rPr>
-          <w:i/>
-          <w:iCs/>
-          <w:color w:val="7F7F7F" w:themeColor="text1" w:themeTint="80"/>
-          <w:lang w:val="en-US"/>
-        </w:rPr>
-        <w:t>VARCHAR(</w:t>
-      </w:r>
-      <w:proofErr w:type="gramEnd"/>
-      <w:r>
-        <w:rPr>
-          <w:i/>
-          <w:iCs/>
-          <w:color w:val="7F7F7F" w:themeColor="text1" w:themeTint="80"/>
-          <w:lang w:val="en-US"/>
-        </w:rPr>
-        <w:t>50)</w:t>
+      <w:r>
+        <w:rPr>
+          <w:i/>
+          <w:iCs/>
+          <w:color w:val="7F7F7F" w:themeColor="text1" w:themeTint="80"/>
+          <w:lang w:val="en-US"/>
+        </w:rPr>
+        <w:t>VARCHAR(50)</w:t>
       </w:r>
       <w:r>
         <w:rPr>
@@ -172,25 +150,14 @@
         </w:rPr>
         <w:t xml:space="preserve"> </w:t>
       </w:r>
-      <w:proofErr w:type="gramStart"/>
-      <w:r>
-        <w:rPr>
-          <w:i/>
-          <w:iCs/>
-          <w:color w:val="7F7F7F" w:themeColor="text1" w:themeTint="80"/>
-          <w:lang w:val="en-US"/>
-        </w:rPr>
-        <w:t>VARCHAR(</w:t>
-      </w:r>
-      <w:proofErr w:type="gramEnd"/>
-      <w:r>
-        <w:rPr>
-          <w:i/>
-          <w:iCs/>
-          <w:color w:val="7F7F7F" w:themeColor="text1" w:themeTint="80"/>
-          <w:lang w:val="en-US"/>
-        </w:rPr>
-        <w:t>20)</w:t>
+      <w:r>
+        <w:rPr>
+          <w:i/>
+          <w:iCs/>
+          <w:color w:val="7F7F7F" w:themeColor="text1" w:themeTint="80"/>
+          <w:lang w:val="en-US"/>
+        </w:rPr>
+        <w:t>VARCHAR(20)</w:t>
       </w:r>
       <w:r>
         <w:rPr>
@@ -206,27 +173,15 @@
         </w:rPr>
         <w:t xml:space="preserve"> </w:t>
       </w:r>
-      <w:proofErr w:type="gramStart"/>
-      <w:r>
-        <w:rPr>
-          <w:i/>
-          <w:iCs/>
-          <w:color w:val="7F7F7F" w:themeColor="text1" w:themeTint="80"/>
-          <w:lang w:val="en-US"/>
-        </w:rPr>
-        <w:t>VARCHAR(</w:t>
-      </w:r>
-      <w:proofErr w:type="gramEnd"/>
-      <w:r>
-        <w:rPr>
-          <w:i/>
-          <w:iCs/>
-          <w:color w:val="7F7F7F" w:themeColor="text1" w:themeTint="80"/>
-          <w:lang w:val="en-US"/>
-        </w:rPr>
-        <w:t>50)</w:t>
-      </w:r>
-      <w:proofErr w:type="gramStart"/>
+      <w:r>
+        <w:rPr>
+          <w:i/>
+          <w:iCs/>
+          <w:color w:val="7F7F7F" w:themeColor="text1" w:themeTint="80"/>
+          <w:lang w:val="en-US"/>
+        </w:rPr>
+        <w:t>VARCHAR(50)</w:t>
+      </w:r>
       <w:r>
         <w:rPr>
           <w:b/>
@@ -235,7 +190,6 @@
         </w:rPr>
         <w:t>);</w:t>
       </w:r>
-      <w:proofErr w:type="gramEnd"/>
     </w:p>
     <w:p>
       <w:pPr>
@@ -290,33 +244,56 @@
         <w:rPr>
           <w:lang w:val="en-US"/>
         </w:rPr>
+        <w:t>, bio</w:t>
+      </w:r>
+      <w:r>
+        <w:rPr>
+          <w:i/>
+          <w:iCs/>
+          <w:lang w:val="en-US"/>
+        </w:rPr>
+        <w:t xml:space="preserve"> </w:t>
+      </w:r>
+      <w:r>
+        <w:rPr>
+          <w:i/>
+          <w:iCs/>
+          <w:color w:val="7F7F7F" w:themeColor="text1" w:themeTint="80"/>
+          <w:lang w:val="en-US"/>
+        </w:rPr>
+        <w:t>TEXT</w:t>
+      </w:r>
+      <w:r>
+        <w:rPr>
+          <w:lang w:val="en-US"/>
+        </w:rPr>
         <w:t xml:space="preserve">, </w:t>
       </w:r>
-      <w:proofErr w:type="gramStart"/>
-      <w:r>
-        <w:rPr>
-          <w:lang w:val="en-US"/>
-        </w:rPr>
-        <w:t>bio</w:t>
-      </w:r>
-      <w:r>
-        <w:rPr>
-          <w:i/>
-          <w:iCs/>
-          <w:lang w:val="en-US"/>
-        </w:rPr>
-        <w:t xml:space="preserve"> </w:t>
-      </w:r>
-      <w:r>
-        <w:rPr>
-          <w:i/>
-          <w:iCs/>
-          <w:color w:val="7F7F7F" w:themeColor="text1" w:themeTint="80"/>
-          <w:lang w:val="en-US"/>
-        </w:rPr>
-        <w:t>TEXT</w:t>
-      </w:r>
-      <w:proofErr w:type="gramEnd"/>
+      <w:proofErr w:type="spellStart"/>
+      <w:r>
+        <w:rPr>
+          <w:lang w:val="en-US"/>
+        </w:rPr>
+        <w:t>website_artist</w:t>
+      </w:r>
+      <w:proofErr w:type="spellEnd"/>
+      <w:r>
+        <w:rPr>
+          <w:i/>
+          <w:iCs/>
+          <w:lang w:val="en-US"/>
+        </w:rPr>
+        <w:t xml:space="preserve"> </w:t>
+      </w:r>
+      <w:r>
+        <w:rPr>
+          <w:i/>
+          <w:iCs/>
+          <w:color w:val="7F7F7F" w:themeColor="text1" w:themeTint="80"/>
+          <w:lang w:val="en-US"/>
+        </w:rPr>
+        <w:t>VARCHAR(100)</w:t>
+      </w:r>
       <w:r>
         <w:rPr>
           <w:lang w:val="en-US"/>
@@ -328,77 +305,34 @@
         <w:rPr>
           <w:lang w:val="en-US"/>
         </w:rPr>
-        <w:t>website_artist</w:t>
-      </w:r>
-      <w:proofErr w:type="spellEnd"/>
-      <w:r>
-        <w:rPr>
-          <w:i/>
-          <w:iCs/>
-          <w:lang w:val="en-US"/>
-        </w:rPr>
-        <w:t xml:space="preserve"> </w:t>
-      </w:r>
-      <w:proofErr w:type="gramStart"/>
-      <w:r>
-        <w:rPr>
-          <w:i/>
-          <w:iCs/>
-          <w:color w:val="7F7F7F" w:themeColor="text1" w:themeTint="80"/>
-          <w:lang w:val="en-US"/>
-        </w:rPr>
-        <w:t>VARCHAR(</w:t>
-      </w:r>
-      <w:proofErr w:type="gramEnd"/>
-      <w:r>
-        <w:rPr>
-          <w:i/>
-          <w:iCs/>
-          <w:color w:val="7F7F7F" w:themeColor="text1" w:themeTint="80"/>
-          <w:lang w:val="en-US"/>
-        </w:rPr>
-        <w:t>100)</w:t>
-      </w:r>
-      <w:r>
-        <w:rPr>
+        <w:t>is_active</w:t>
+      </w:r>
+      <w:proofErr w:type="spellEnd"/>
+      <w:r>
+        <w:rPr>
+          <w:i/>
+          <w:iCs/>
+          <w:lang w:val="en-US"/>
+        </w:rPr>
+        <w:t xml:space="preserve"> </w:t>
+      </w:r>
+      <w:r>
+        <w:rPr>
+          <w:i/>
+          <w:iCs/>
+          <w:color w:val="7F7F7F" w:themeColor="text1" w:themeTint="80"/>
+          <w:lang w:val="en-US"/>
+        </w:rPr>
+        <w:t>LOGICAL</w:t>
+      </w:r>
+      <w:r>
+        <w:rPr>
+          <w:i/>
+          <w:iCs/>
           <w:lang w:val="en-US"/>
         </w:rPr>
         <w:t xml:space="preserve">, </w:t>
       </w:r>
-      <w:proofErr w:type="spellStart"/>
-      <w:r>
-        <w:rPr>
-          <w:lang w:val="en-US"/>
-        </w:rPr>
-        <w:t>is_active</w:t>
-      </w:r>
-      <w:proofErr w:type="spellEnd"/>
-      <w:r>
-        <w:rPr>
-          <w:i/>
-          <w:iCs/>
-          <w:lang w:val="en-US"/>
-        </w:rPr>
-        <w:t xml:space="preserve"> </w:t>
-      </w:r>
-      <w:proofErr w:type="gramStart"/>
-      <w:r>
-        <w:rPr>
-          <w:i/>
-          <w:iCs/>
-          <w:color w:val="7F7F7F" w:themeColor="text1" w:themeTint="80"/>
-          <w:lang w:val="en-US"/>
-        </w:rPr>
-        <w:t>LOGICAL</w:t>
-      </w:r>
-      <w:r>
-        <w:rPr>
-          <w:i/>
-          <w:iCs/>
-          <w:lang w:val="en-US"/>
-        </w:rPr>
-        <w:t xml:space="preserve">, </w:t>
-      </w:r>
       <w:r>
         <w:rPr>
           <w:b/>
@@ -408,21 +342,8 @@
           <w:color w:val="0070C0"/>
           <w:lang w:val="en-US"/>
         </w:rPr>
-        <w:t>#</w:t>
-      </w:r>
-      <w:proofErr w:type="gramEnd"/>
-      <w:r>
-        <w:rPr>
-          <w:b/>
-          <w:bCs/>
-          <w:i/>
-          <w:iCs/>
-          <w:color w:val="0070C0"/>
-          <w:lang w:val="en-US"/>
-        </w:rPr>
-        <w:t>id_user</w:t>
-      </w:r>
-      <w:proofErr w:type="gramStart"/>
+        <w:t>#id_user</w:t>
+      </w:r>
       <w:r>
         <w:rPr>
           <w:b/>
@@ -431,7 +352,6 @@
         </w:rPr>
         <w:t>);</w:t>
       </w:r>
-      <w:proofErr w:type="gramEnd"/>
     </w:p>
     <w:p>
       <w:pPr>
@@ -504,35 +424,14 @@
         </w:rPr>
         <w:t xml:space="preserve"> </w:t>
       </w:r>
-      <w:proofErr w:type="gramStart"/>
-      <w:r>
-        <w:rPr>
-          <w:i/>
-          <w:iCs/>
-          <w:color w:val="7F7F7F" w:themeColor="text1" w:themeTint="80"/>
-          <w:lang w:val="en-US"/>
-        </w:rPr>
-        <w:t>VARCHAR(</w:t>
-      </w:r>
-      <w:proofErr w:type="gramEnd"/>
-      <w:r>
-        <w:rPr>
-          <w:i/>
-          <w:iCs/>
-          <w:color w:val="7F7F7F" w:themeColor="text1" w:themeTint="80"/>
-          <w:lang w:val="en-US"/>
-        </w:rPr>
-        <w:t>50</w:t>
-      </w:r>
-      <w:proofErr w:type="gramStart"/>
-      <w:r>
-        <w:rPr>
-          <w:i/>
-          <w:iCs/>
-          <w:color w:val="7F7F7F" w:themeColor="text1" w:themeTint="80"/>
-          <w:lang w:val="en-US"/>
-        </w:rPr>
-        <w:t>)</w:t>
+      <w:r>
+        <w:rPr>
+          <w:i/>
+          <w:iCs/>
+          <w:color w:val="7F7F7F" w:themeColor="text1" w:themeTint="80"/>
+          <w:lang w:val="en-US"/>
+        </w:rPr>
+        <w:t>VARCHAR(50)</w:t>
       </w:r>
       <w:r>
         <w:rPr>
@@ -551,21 +450,8 @@
           <w:color w:val="0070C0"/>
           <w:lang w:val="en-US"/>
         </w:rPr>
-        <w:t>#</w:t>
-      </w:r>
-      <w:proofErr w:type="gramEnd"/>
-      <w:r>
-        <w:rPr>
-          <w:b/>
-          <w:bCs/>
-          <w:i/>
-          <w:iCs/>
-          <w:color w:val="0070C0"/>
-          <w:lang w:val="en-US"/>
-        </w:rPr>
-        <w:t>id_user</w:t>
-      </w:r>
-      <w:proofErr w:type="gramStart"/>
+        <w:t>#id_user</w:t>
+      </w:r>
       <w:r>
         <w:rPr>
           <w:b/>
@@ -574,7 +460,6 @@
         </w:rPr>
         <w:t>);</w:t>
       </w:r>
-      <w:proofErr w:type="gramEnd"/>
     </w:p>
     <w:p>
       <w:pPr>
@@ -635,25 +520,14 @@
         </w:rPr>
         <w:t xml:space="preserve"> </w:t>
       </w:r>
-      <w:proofErr w:type="gramStart"/>
-      <w:r>
-        <w:rPr>
-          <w:i/>
-          <w:iCs/>
-          <w:color w:val="7F7F7F" w:themeColor="text1" w:themeTint="80"/>
-        </w:rPr>
-        <w:t>VARCHAR(</w:t>
-      </w:r>
-      <w:proofErr w:type="gramEnd"/>
-      <w:r>
-        <w:rPr>
-          <w:i/>
-          <w:iCs/>
-          <w:color w:val="7F7F7F" w:themeColor="text1" w:themeTint="80"/>
-        </w:rPr>
-        <w:t>50)</w:t>
-      </w:r>
-      <w:proofErr w:type="gramStart"/>
+      <w:r>
+        <w:rPr>
+          <w:i/>
+          <w:iCs/>
+          <w:color w:val="7F7F7F" w:themeColor="text1" w:themeTint="80"/>
+        </w:rPr>
+        <w:t>VARCHAR(50)</w:t>
+      </w:r>
       <w:r>
         <w:rPr>
           <w:b/>
@@ -661,7 +535,6 @@
         </w:rPr>
         <w:t>);</w:t>
       </w:r>
-      <w:proofErr w:type="gramEnd"/>
     </w:p>
     <w:p>
       <w:pPr>
@@ -678,7 +551,7 @@
           <w:bCs/>
           <w:lang w:val="en-US"/>
         </w:rPr>
-        <w:t>Gallery = (</w:t>
+        <w:t>Artwork = (</w:t>
       </w:r>
       <w:proofErr w:type="spellStart"/>
       <w:r>
@@ -688,7 +561,7 @@
           <w:u w:val="single"/>
           <w:lang w:val="en-US"/>
         </w:rPr>
-        <w:t>id_gallery</w:t>
+        <w:t>id_artwork</w:t>
       </w:r>
       <w:proofErr w:type="spellEnd"/>
       <w:r>
@@ -723,77 +596,40 @@
         <w:rPr>
           <w:lang w:val="en-US"/>
         </w:rPr>
-        <w:t>name_gallery</w:t>
-      </w:r>
-      <w:proofErr w:type="spellEnd"/>
-      <w:r>
-        <w:rPr>
-          <w:i/>
-          <w:iCs/>
-          <w:lang w:val="en-US"/>
-        </w:rPr>
-        <w:t xml:space="preserve"> </w:t>
-      </w:r>
-      <w:proofErr w:type="gramStart"/>
-      <w:r>
-        <w:rPr>
-          <w:i/>
-          <w:iCs/>
-          <w:color w:val="7F7F7F" w:themeColor="text1" w:themeTint="80"/>
-          <w:lang w:val="en-US"/>
-        </w:rPr>
-        <w:t>VARCHAR(</w:t>
-      </w:r>
-      <w:proofErr w:type="gramEnd"/>
-      <w:r>
-        <w:rPr>
-          <w:i/>
-          <w:iCs/>
-          <w:color w:val="7F7F7F" w:themeColor="text1" w:themeTint="80"/>
-          <w:lang w:val="en-US"/>
-        </w:rPr>
-        <w:t>50)</w:t>
-      </w:r>
-      <w:r>
-        <w:rPr>
-          <w:lang w:val="en-US"/>
-        </w:rPr>
-        <w:t>, address</w:t>
-      </w:r>
-      <w:r>
-        <w:rPr>
-          <w:i/>
-          <w:iCs/>
-          <w:lang w:val="en-US"/>
-        </w:rPr>
-        <w:t xml:space="preserve"> </w:t>
-      </w:r>
-      <w:proofErr w:type="gramStart"/>
-      <w:r>
-        <w:rPr>
-          <w:i/>
-          <w:iCs/>
-          <w:color w:val="7F7F7F" w:themeColor="text1" w:themeTint="80"/>
-          <w:lang w:val="en-US"/>
-        </w:rPr>
-        <w:t>VARCHAR(</w:t>
-      </w:r>
-      <w:proofErr w:type="gramEnd"/>
-      <w:r>
-        <w:rPr>
-          <w:i/>
-          <w:iCs/>
-          <w:color w:val="7F7F7F" w:themeColor="text1" w:themeTint="80"/>
-          <w:lang w:val="en-US"/>
-        </w:rPr>
-        <w:t>100)</w:t>
-      </w:r>
-      <w:r>
-        <w:rPr>
-          <w:lang w:val="en-US"/>
-        </w:rPr>
-        <w:t>, rating</w:t>
-      </w:r>
+        <w:t>title_art</w:t>
+      </w:r>
+      <w:proofErr w:type="spellEnd"/>
+      <w:r>
+        <w:rPr>
+          <w:i/>
+          <w:iCs/>
+          <w:lang w:val="en-US"/>
+        </w:rPr>
+        <w:t xml:space="preserve"> </w:t>
+      </w:r>
+      <w:r>
+        <w:rPr>
+          <w:i/>
+          <w:iCs/>
+          <w:color w:val="7F7F7F" w:themeColor="text1" w:themeTint="80"/>
+          <w:lang w:val="en-US"/>
+        </w:rPr>
+        <w:t>VARCHAR(100)</w:t>
+      </w:r>
+      <w:r>
+        <w:rPr>
+          <w:lang w:val="en-US"/>
+        </w:rPr>
+        <w:t xml:space="preserve">, </w:t>
+      </w:r>
+      <w:proofErr w:type="spellStart"/>
+      <w:r>
+        <w:rPr>
+          <w:lang w:val="en-US"/>
+        </w:rPr>
+        <w:t>creation_year</w:t>
+      </w:r>
+      <w:proofErr w:type="spellEnd"/>
       <w:r>
         <w:rPr>
           <w:i/>
@@ -815,45 +651,157 @@
         <w:rPr>
           <w:lang w:val="en-US"/>
         </w:rPr>
+        <w:t>, type</w:t>
+      </w:r>
+      <w:r>
+        <w:rPr>
+          <w:i/>
+          <w:iCs/>
+          <w:lang w:val="en-US"/>
+        </w:rPr>
+        <w:t xml:space="preserve"> </w:t>
+      </w:r>
+      <w:r>
+        <w:rPr>
+          <w:i/>
+          <w:iCs/>
+          <w:color w:val="7F7F7F" w:themeColor="text1" w:themeTint="80"/>
+          <w:lang w:val="en-US"/>
+        </w:rPr>
+        <w:t>VARCHAR(50)</w:t>
+      </w:r>
+      <w:r>
+        <w:rPr>
+          <w:lang w:val="en-US"/>
+        </w:rPr>
+        <w:t>, medium</w:t>
+      </w:r>
+      <w:r>
+        <w:rPr>
+          <w:i/>
+          <w:iCs/>
+          <w:lang w:val="en-US"/>
+        </w:rPr>
+        <w:t xml:space="preserve"> </w:t>
+      </w:r>
+      <w:r>
+        <w:rPr>
+          <w:i/>
+          <w:iCs/>
+          <w:color w:val="7F7F7F" w:themeColor="text1" w:themeTint="80"/>
+          <w:lang w:val="en-US"/>
+        </w:rPr>
+        <w:t>VARCHAR(50)</w:t>
+      </w:r>
+      <w:r>
+        <w:rPr>
+          <w:lang w:val="en-US"/>
+        </w:rPr>
+        <w:t>, dimensions</w:t>
+      </w:r>
+      <w:r>
+        <w:rPr>
+          <w:i/>
+          <w:iCs/>
+          <w:lang w:val="en-US"/>
+        </w:rPr>
+        <w:t xml:space="preserve"> </w:t>
+      </w:r>
+      <w:r>
+        <w:rPr>
+          <w:i/>
+          <w:iCs/>
+          <w:color w:val="7F7F7F" w:themeColor="text1" w:themeTint="80"/>
+          <w:lang w:val="en-US"/>
+        </w:rPr>
+        <w:t>VARCHAR(50)</w:t>
+      </w:r>
+      <w:r>
+        <w:rPr>
+          <w:lang w:val="en-US"/>
+        </w:rPr>
+        <w:t>, description</w:t>
+      </w:r>
+      <w:r>
+        <w:rPr>
+          <w:i/>
+          <w:iCs/>
+          <w:lang w:val="en-US"/>
+        </w:rPr>
+        <w:t xml:space="preserve"> </w:t>
+      </w:r>
+      <w:r>
+        <w:rPr>
+          <w:i/>
+          <w:iCs/>
+          <w:color w:val="7F7F7F" w:themeColor="text1" w:themeTint="80"/>
+          <w:lang w:val="en-US"/>
+        </w:rPr>
+        <w:t>TEXT</w:t>
+      </w:r>
+      <w:r>
+        <w:rPr>
+          <w:lang w:val="en-US"/>
+        </w:rPr>
+        <w:t>, price</w:t>
+      </w:r>
+      <w:r>
+        <w:rPr>
+          <w:i/>
+          <w:iCs/>
+          <w:lang w:val="en-US"/>
+        </w:rPr>
+        <w:t xml:space="preserve"> </w:t>
+      </w:r>
+      <w:r>
+        <w:rPr>
+          <w:i/>
+          <w:iCs/>
+          <w:color w:val="7F7F7F" w:themeColor="text1" w:themeTint="80"/>
+          <w:lang w:val="en-US"/>
+        </w:rPr>
+        <w:t>DECIMAL(10,2)</w:t>
+      </w:r>
+      <w:r>
+        <w:rPr>
+          <w:lang w:val="en-US"/>
+        </w:rPr>
+        <w:t>, status</w:t>
+      </w:r>
+      <w:r>
+        <w:rPr>
+          <w:i/>
+          <w:iCs/>
+          <w:lang w:val="en-US"/>
+        </w:rPr>
+        <w:t xml:space="preserve"> </w:t>
+      </w:r>
+      <w:r>
+        <w:rPr>
+          <w:i/>
+          <w:iCs/>
+          <w:color w:val="7F7F7F" w:themeColor="text1" w:themeTint="80"/>
+          <w:lang w:val="en-US"/>
+        </w:rPr>
+        <w:t>ENUM('available', 'sold', 'reserved')</w:t>
+      </w:r>
+      <w:r>
+        <w:rPr>
+          <w:i/>
+          <w:iCs/>
+          <w:lang w:val="en-US"/>
+        </w:rPr>
         <w:t xml:space="preserve">, </w:t>
       </w:r>
-      <w:proofErr w:type="spellStart"/>
-      <w:r>
-        <w:rPr>
-          <w:lang w:val="en-US"/>
-        </w:rPr>
-        <w:t>website_gallery</w:t>
-      </w:r>
-      <w:proofErr w:type="spellEnd"/>
-      <w:r>
-        <w:rPr>
-          <w:i/>
-          <w:iCs/>
-          <w:lang w:val="en-US"/>
-        </w:rPr>
-        <w:t xml:space="preserve"> </w:t>
-      </w:r>
-      <w:proofErr w:type="gramStart"/>
-      <w:r>
-        <w:rPr>
-          <w:i/>
-          <w:iCs/>
-          <w:color w:val="7F7F7F" w:themeColor="text1" w:themeTint="80"/>
-          <w:lang w:val="en-US"/>
-        </w:rPr>
-        <w:t>VARCHAR(</w:t>
-      </w:r>
-      <w:proofErr w:type="gramEnd"/>
-      <w:r>
-        <w:rPr>
-          <w:i/>
-          <w:iCs/>
-          <w:color w:val="7F7F7F" w:themeColor="text1" w:themeTint="80"/>
-          <w:lang w:val="en-US"/>
-        </w:rPr>
-        <w:t>100)</w:t>
-      </w:r>
-      <w:proofErr w:type="gramStart"/>
+      <w:r>
+        <w:rPr>
+          <w:i/>
+          <w:iCs/>
+          <w:color w:val="0070C0"/>
+          <w:lang w:val="en-US"/>
+        </w:rPr>
+        <w:t>#id_artist</w:t>
+      </w:r>
       <w:r>
         <w:rPr>
           <w:b/>
@@ -862,7 +810,6 @@
         </w:rPr>
         <w:t>);</w:t>
       </w:r>
-      <w:proofErr w:type="gramEnd"/>
     </w:p>
     <w:p>
       <w:pPr>
@@ -873,175 +820,69 @@
           <w:lang w:val="en-US"/>
         </w:rPr>
       </w:pPr>
-      <w:proofErr w:type="spellStart"/>
-      <w:r>
-        <w:rPr>
-          <w:b/>
-          <w:bCs/>
-          <w:lang w:val="en-US"/>
-        </w:rPr>
-        <w:t>Gallery_Hours</w:t>
-      </w:r>
-      <w:proofErr w:type="spellEnd"/>
-      <w:r>
-        <w:rPr>
-          <w:b/>
-          <w:bCs/>
-          <w:lang w:val="en-US"/>
-        </w:rPr>
-        <w:t xml:space="preserve"> </w:t>
-      </w:r>
-      <w:proofErr w:type="gramStart"/>
-      <w:r>
-        <w:rPr>
-          <w:b/>
-          <w:bCs/>
-          <w:lang w:val="en-US"/>
-        </w:rPr>
-        <w:t>= (</w:t>
-      </w:r>
-      <w:r>
-        <w:rPr>
-          <w:b/>
-          <w:bCs/>
-          <w:i/>
-          <w:iCs/>
-          <w:color w:val="0070C0"/>
+      <w:r>
+        <w:rPr>
+          <w:b/>
+          <w:bCs/>
+          <w:lang w:val="en-US"/>
+        </w:rPr>
+        <w:t>Tag = (</w:t>
+      </w:r>
+      <w:proofErr w:type="spellStart"/>
+      <w:r>
+        <w:rPr>
+          <w:b/>
+          <w:bCs/>
           <w:u w:val="single"/>
           <w:lang w:val="en-US"/>
         </w:rPr>
-        <w:t>#</w:t>
-      </w:r>
-      <w:proofErr w:type="gramEnd"/>
-      <w:r>
-        <w:rPr>
-          <w:b/>
-          <w:bCs/>
-          <w:i/>
-          <w:iCs/>
-          <w:color w:val="0070C0"/>
-          <w:u w:val="single"/>
-          <w:lang w:val="en-US"/>
-        </w:rPr>
-        <w:t>id_gallery</w:t>
-      </w:r>
-      <w:r>
-        <w:rPr>
-          <w:b/>
-          <w:bCs/>
-          <w:u w:val="single"/>
-          <w:lang w:val="en-US"/>
-        </w:rPr>
-        <w:t xml:space="preserve">, </w:t>
-      </w:r>
-      <w:proofErr w:type="spellStart"/>
-      <w:r>
-        <w:rPr>
-          <w:b/>
-          <w:bCs/>
-          <w:u w:val="single"/>
-          <w:lang w:val="en-US"/>
-        </w:rPr>
-        <w:t>day_of_week</w:t>
-      </w:r>
-      <w:proofErr w:type="spellEnd"/>
-      <w:r>
-        <w:rPr>
-          <w:b/>
-          <w:bCs/>
-          <w:i/>
-          <w:iCs/>
-          <w:lang w:val="en-US"/>
-        </w:rPr>
-        <w:t xml:space="preserve"> </w:t>
-      </w:r>
-      <w:proofErr w:type="gramStart"/>
-      <w:r>
-        <w:rPr>
-          <w:b/>
-          <w:bCs/>
-          <w:i/>
-          <w:iCs/>
-          <w:color w:val="7F7F7F" w:themeColor="text1" w:themeTint="80"/>
-          <w:lang w:val="en-US"/>
-        </w:rPr>
-        <w:t>VARCHAR(</w:t>
-      </w:r>
-      <w:proofErr w:type="gramEnd"/>
-      <w:r>
-        <w:rPr>
-          <w:b/>
-          <w:bCs/>
-          <w:i/>
-          <w:iCs/>
-          <w:color w:val="7F7F7F" w:themeColor="text1" w:themeTint="80"/>
-          <w:lang w:val="en-US"/>
-        </w:rPr>
-        <w:t>20)</w:t>
-      </w:r>
-      <w:r>
-        <w:rPr>
-          <w:lang w:val="en-US"/>
-        </w:rPr>
-        <w:t xml:space="preserve">, </w:t>
-      </w:r>
-      <w:proofErr w:type="spellStart"/>
-      <w:r>
-        <w:rPr>
-          <w:lang w:val="en-US"/>
-        </w:rPr>
-        <w:t>open_time</w:t>
-      </w:r>
-      <w:proofErr w:type="spellEnd"/>
-      <w:r>
-        <w:rPr>
-          <w:i/>
-          <w:iCs/>
-          <w:lang w:val="en-US"/>
-        </w:rPr>
-        <w:t xml:space="preserve"> </w:t>
-      </w:r>
-      <w:r>
-        <w:rPr>
-          <w:i/>
-          <w:iCs/>
-          <w:color w:val="7F7F7F" w:themeColor="text1" w:themeTint="80"/>
-          <w:lang w:val="en-US"/>
-        </w:rPr>
-        <w:t>TIME</w:t>
-      </w:r>
-      <w:r>
-        <w:rPr>
-          <w:lang w:val="en-US"/>
-        </w:rPr>
-        <w:t xml:space="preserve">, </w:t>
-      </w:r>
-      <w:proofErr w:type="spellStart"/>
-      <w:r>
-        <w:rPr>
-          <w:lang w:val="en-US"/>
-        </w:rPr>
-        <w:t>close_time</w:t>
-      </w:r>
-      <w:proofErr w:type="spellEnd"/>
-      <w:r>
-        <w:rPr>
-          <w:i/>
-          <w:iCs/>
-          <w:lang w:val="en-US"/>
-        </w:rPr>
-        <w:t xml:space="preserve"> </w:t>
-      </w:r>
-      <w:r>
-        <w:rPr>
-          <w:i/>
-          <w:iCs/>
-          <w:color w:val="7F7F7F" w:themeColor="text1" w:themeTint="80"/>
-          <w:lang w:val="en-US"/>
-        </w:rPr>
-        <w:t>TIME</w:t>
-      </w:r>
-      <w:proofErr w:type="gramStart"/>
+        <w:t>id_tag</w:t>
+      </w:r>
+      <w:proofErr w:type="spellEnd"/>
+      <w:r>
+        <w:rPr>
+          <w:b/>
+          <w:bCs/>
+          <w:i/>
+          <w:iCs/>
+          <w:lang w:val="en-US"/>
+        </w:rPr>
+        <w:t xml:space="preserve"> </w:t>
+      </w:r>
+      <w:r>
+        <w:rPr>
+          <w:b/>
+          <w:bCs/>
+          <w:i/>
+          <w:iCs/>
+          <w:color w:val="7F7F7F" w:themeColor="text1" w:themeTint="80"/>
+          <w:lang w:val="en-US"/>
+        </w:rPr>
+        <w:t>INT</w:t>
+      </w:r>
+      <w:r>
+        <w:rPr>
+          <w:lang w:val="en-US"/>
+        </w:rPr>
+        <w:t>, name</w:t>
+      </w:r>
+      <w:r>
+        <w:rPr>
+          <w:i/>
+          <w:iCs/>
+          <w:lang w:val="en-US"/>
+        </w:rPr>
+        <w:t xml:space="preserve"> </w:t>
+      </w:r>
+      <w:r>
+        <w:rPr>
+          <w:i/>
+          <w:iCs/>
+          <w:color w:val="7F7F7F" w:themeColor="text1" w:themeTint="80"/>
+          <w:lang w:val="en-US"/>
+        </w:rPr>
+        <w:t>VARCHAR(50)</w:t>
+      </w:r>
       <w:r>
         <w:rPr>
           <w:b/>
@@ -1050,7 +891,6 @@
         </w:rPr>
         <w:t>);</w:t>
       </w:r>
-      <w:proofErr w:type="gramEnd"/>
     </w:p>
     <w:p>
       <w:pPr>
@@ -1067,7 +907,7 @@
           <w:bCs/>
           <w:lang w:val="en-US"/>
         </w:rPr>
-        <w:t>Artwork = (</w:t>
+        <w:t>Workshop = (</w:t>
       </w:r>
       <w:proofErr w:type="spellStart"/>
       <w:r>
@@ -1077,7 +917,7 @@
           <w:u w:val="single"/>
           <w:lang w:val="en-US"/>
         </w:rPr>
-        <w:t>id_artwork</w:t>
+        <w:t>id_workshop</w:t>
       </w:r>
       <w:proofErr w:type="spellEnd"/>
       <w:r>
@@ -1112,36 +952,25 @@
         <w:rPr>
           <w:lang w:val="en-US"/>
         </w:rPr>
-        <w:t>title_art</w:t>
-      </w:r>
-      <w:proofErr w:type="spellEnd"/>
-      <w:r>
-        <w:rPr>
-          <w:i/>
-          <w:iCs/>
-          <w:lang w:val="en-US"/>
-        </w:rPr>
-        <w:t xml:space="preserve"> </w:t>
-      </w:r>
-      <w:proofErr w:type="gramStart"/>
-      <w:r>
-        <w:rPr>
-          <w:i/>
-          <w:iCs/>
-          <w:color w:val="7F7F7F" w:themeColor="text1" w:themeTint="80"/>
-          <w:lang w:val="en-US"/>
-        </w:rPr>
-        <w:t>VARCHAR(</w:t>
-      </w:r>
-      <w:proofErr w:type="gramEnd"/>
-      <w:r>
-        <w:rPr>
-          <w:i/>
-          <w:iCs/>
-          <w:color w:val="7F7F7F" w:themeColor="text1" w:themeTint="80"/>
-          <w:lang w:val="en-US"/>
-        </w:rPr>
-        <w:t>100)</w:t>
+        <w:t>title_workshop</w:t>
+      </w:r>
+      <w:proofErr w:type="spellEnd"/>
+      <w:r>
+        <w:rPr>
+          <w:i/>
+          <w:iCs/>
+          <w:lang w:val="en-US"/>
+        </w:rPr>
+        <w:t xml:space="preserve"> </w:t>
+      </w:r>
+      <w:r>
+        <w:rPr>
+          <w:i/>
+          <w:iCs/>
+          <w:color w:val="7F7F7F" w:themeColor="text1" w:themeTint="80"/>
+          <w:lang w:val="en-US"/>
+        </w:rPr>
+        <w:t>VARCHAR(100)</w:t>
       </w:r>
       <w:r>
         <w:rPr>
@@ -1154,7 +983,38 @@
         <w:rPr>
           <w:lang w:val="en-US"/>
         </w:rPr>
-        <w:t>creation_year</w:t>
+        <w:t>date_workshop</w:t>
+      </w:r>
+      <w:proofErr w:type="spellEnd"/>
+      <w:r>
+        <w:rPr>
+          <w:i/>
+          <w:iCs/>
+          <w:lang w:val="en-US"/>
+        </w:rPr>
+        <w:t xml:space="preserve"> </w:t>
+      </w:r>
+      <w:r>
+        <w:rPr>
+          <w:i/>
+          <w:iCs/>
+          <w:color w:val="7F7F7F" w:themeColor="text1" w:themeTint="80"/>
+          <w:lang w:val="en-US"/>
+        </w:rPr>
+        <w:t>DATETIME</w:t>
+      </w:r>
+      <w:r>
+        <w:rPr>
+          <w:lang w:val="en-US"/>
+        </w:rPr>
+        <w:t xml:space="preserve">, </w:t>
+      </w:r>
+      <w:proofErr w:type="spellStart"/>
+      <w:r>
+        <w:rPr>
+          <w:lang w:val="en-US"/>
+        </w:rPr>
+        <w:t>duration_minutes</w:t>
       </w:r>
       <w:proofErr w:type="spellEnd"/>
       <w:r>
@@ -1178,103 +1038,101 @@
         <w:rPr>
           <w:lang w:val="en-US"/>
         </w:rPr>
-        <w:t>, type</w:t>
-      </w:r>
-      <w:r>
-        <w:rPr>
-          <w:i/>
-          <w:iCs/>
-          <w:lang w:val="en-US"/>
-        </w:rPr>
-        <w:t xml:space="preserve"> </w:t>
-      </w:r>
-      <w:proofErr w:type="gramStart"/>
-      <w:r>
-        <w:rPr>
-          <w:i/>
-          <w:iCs/>
-          <w:color w:val="7F7F7F" w:themeColor="text1" w:themeTint="80"/>
-          <w:lang w:val="en-US"/>
-        </w:rPr>
-        <w:t>VARCHAR(</w:t>
-      </w:r>
-      <w:proofErr w:type="gramEnd"/>
-      <w:r>
-        <w:rPr>
-          <w:i/>
-          <w:iCs/>
-          <w:color w:val="7F7F7F" w:themeColor="text1" w:themeTint="80"/>
-          <w:lang w:val="en-US"/>
-        </w:rPr>
-        <w:t>50)</w:t>
-      </w:r>
-      <w:r>
-        <w:rPr>
-          <w:lang w:val="en-US"/>
-        </w:rPr>
-        <w:t>, medium</w:t>
-      </w:r>
-      <w:r>
-        <w:rPr>
-          <w:i/>
-          <w:iCs/>
-          <w:lang w:val="en-US"/>
-        </w:rPr>
-        <w:t xml:space="preserve"> </w:t>
-      </w:r>
-      <w:proofErr w:type="gramStart"/>
-      <w:r>
-        <w:rPr>
-          <w:i/>
-          <w:iCs/>
-          <w:color w:val="7F7F7F" w:themeColor="text1" w:themeTint="80"/>
-          <w:lang w:val="en-US"/>
-        </w:rPr>
-        <w:t>VARCHAR(</w:t>
-      </w:r>
-      <w:proofErr w:type="gramEnd"/>
-      <w:r>
-        <w:rPr>
-          <w:i/>
-          <w:iCs/>
-          <w:color w:val="7F7F7F" w:themeColor="text1" w:themeTint="80"/>
-          <w:lang w:val="en-US"/>
-        </w:rPr>
-        <w:t>50)</w:t>
-      </w:r>
-      <w:r>
-        <w:rPr>
-          <w:lang w:val="en-US"/>
-        </w:rPr>
-        <w:t>, dimensions</w:t>
-      </w:r>
-      <w:r>
-        <w:rPr>
-          <w:i/>
-          <w:iCs/>
-          <w:lang w:val="en-US"/>
-        </w:rPr>
-        <w:t xml:space="preserve"> </w:t>
-      </w:r>
-      <w:proofErr w:type="gramStart"/>
-      <w:r>
-        <w:rPr>
-          <w:i/>
-          <w:iCs/>
-          <w:color w:val="7F7F7F" w:themeColor="text1" w:themeTint="80"/>
-          <w:lang w:val="en-US"/>
-        </w:rPr>
-        <w:t>VARCHAR(</w:t>
-      </w:r>
-      <w:proofErr w:type="gramEnd"/>
-      <w:r>
-        <w:rPr>
-          <w:i/>
-          <w:iCs/>
-          <w:color w:val="7F7F7F" w:themeColor="text1" w:themeTint="80"/>
-          <w:lang w:val="en-US"/>
-        </w:rPr>
-        <w:t>50)</w:t>
+        <w:t xml:space="preserve">, </w:t>
+      </w:r>
+      <w:proofErr w:type="spellStart"/>
+      <w:r>
+        <w:rPr>
+          <w:lang w:val="en-US"/>
+        </w:rPr>
+        <w:t>max_participants</w:t>
+      </w:r>
+      <w:proofErr w:type="spellEnd"/>
+      <w:r>
+        <w:rPr>
+          <w:i/>
+          <w:iCs/>
+          <w:lang w:val="en-US"/>
+        </w:rPr>
+        <w:t xml:space="preserve"> </w:t>
+      </w:r>
+      <w:r>
+        <w:rPr>
+          <w:i/>
+          <w:iCs/>
+          <w:color w:val="7F7F7F" w:themeColor="text1" w:themeTint="80"/>
+          <w:lang w:val="en-US"/>
+        </w:rPr>
+        <w:t>INT</w:t>
+      </w:r>
+      <w:r>
+        <w:rPr>
+          <w:lang w:val="en-US"/>
+        </w:rPr>
+        <w:t>, price</w:t>
+      </w:r>
+      <w:r>
+        <w:rPr>
+          <w:i/>
+          <w:iCs/>
+          <w:lang w:val="en-US"/>
+        </w:rPr>
+        <w:t xml:space="preserve"> </w:t>
+      </w:r>
+      <w:r>
+        <w:rPr>
+          <w:i/>
+          <w:iCs/>
+          <w:color w:val="7F7F7F" w:themeColor="text1" w:themeTint="80"/>
+          <w:lang w:val="en-US"/>
+        </w:rPr>
+        <w:t>DECIMAL(10,2)</w:t>
+      </w:r>
+      <w:r>
+        <w:rPr>
+          <w:lang w:val="en-US"/>
+        </w:rPr>
+        <w:t>, level</w:t>
+      </w:r>
+      <w:r>
+        <w:rPr>
+          <w:i/>
+          <w:iCs/>
+          <w:lang w:val="en-US"/>
+        </w:rPr>
+        <w:t xml:space="preserve"> </w:t>
+      </w:r>
+      <w:r>
+        <w:rPr>
+          <w:i/>
+          <w:iCs/>
+          <w:color w:val="7F7F7F" w:themeColor="text1" w:themeTint="80"/>
+          <w:lang w:val="en-US"/>
+        </w:rPr>
+        <w:t>VARCHAR(50)</w:t>
+      </w:r>
+      <w:r>
+        <w:rPr>
+          <w:lang w:val="en-US"/>
+        </w:rPr>
+        <w:t>, location</w:t>
+      </w:r>
+      <w:r>
+        <w:rPr>
+          <w:i/>
+          <w:iCs/>
+          <w:lang w:val="en-US"/>
+        </w:rPr>
+        <w:t xml:space="preserve"> </w:t>
+      </w:r>
+      <w:r>
+        <w:rPr>
+          <w:i/>
+          <w:iCs/>
+          <w:color w:val="7F7F7F" w:themeColor="text1" w:themeTint="80"/>
+          <w:lang w:val="en-US"/>
+        </w:rPr>
+        <w:t>VARCHAR(50)</w:t>
       </w:r>
       <w:r>
         <w:rPr>
@@ -1301,84 +1159,6 @@
       </w:r>
       <w:r>
         <w:rPr>
-          <w:lang w:val="en-US"/>
-        </w:rPr>
-        <w:t>, price</w:t>
-      </w:r>
-      <w:r>
-        <w:rPr>
-          <w:i/>
-          <w:iCs/>
-          <w:lang w:val="en-US"/>
-        </w:rPr>
-        <w:t xml:space="preserve"> </w:t>
-      </w:r>
-      <w:proofErr w:type="gramStart"/>
-      <w:r>
-        <w:rPr>
-          <w:i/>
-          <w:iCs/>
-          <w:color w:val="7F7F7F" w:themeColor="text1" w:themeTint="80"/>
-          <w:lang w:val="en-US"/>
-        </w:rPr>
-        <w:t>DECIMAL(</w:t>
-      </w:r>
-      <w:proofErr w:type="gramEnd"/>
-      <w:r>
-        <w:rPr>
-          <w:i/>
-          <w:iCs/>
-          <w:color w:val="7F7F7F" w:themeColor="text1" w:themeTint="80"/>
-          <w:lang w:val="en-US"/>
-        </w:rPr>
-        <w:t>10,2)</w:t>
-      </w:r>
-      <w:r>
-        <w:rPr>
-          <w:lang w:val="en-US"/>
-        </w:rPr>
-        <w:t>, status</w:t>
-      </w:r>
-      <w:r>
-        <w:rPr>
-          <w:i/>
-          <w:iCs/>
-          <w:lang w:val="en-US"/>
-        </w:rPr>
-        <w:t xml:space="preserve"> </w:t>
-      </w:r>
-      <w:proofErr w:type="gramStart"/>
-      <w:r>
-        <w:rPr>
-          <w:i/>
-          <w:iCs/>
-          <w:color w:val="7F7F7F" w:themeColor="text1" w:themeTint="80"/>
-          <w:lang w:val="en-US"/>
-        </w:rPr>
-        <w:t>ENUM(</w:t>
-      </w:r>
-      <w:proofErr w:type="gramEnd"/>
-      <w:r>
-        <w:rPr>
-          <w:i/>
-          <w:iCs/>
-          <w:color w:val="7F7F7F" w:themeColor="text1" w:themeTint="80"/>
-          <w:lang w:val="en-US"/>
-        </w:rPr>
-        <w:t>'available', 'sold', 'reserved'</w:t>
-      </w:r>
-      <w:proofErr w:type="gramStart"/>
-      <w:r>
-        <w:rPr>
-          <w:i/>
-          <w:iCs/>
-          <w:color w:val="7F7F7F" w:themeColor="text1" w:themeTint="80"/>
-          <w:lang w:val="en-US"/>
-        </w:rPr>
-        <w:t>)</w:t>
-      </w:r>
-      <w:r>
-        <w:rPr>
           <w:i/>
           <w:iCs/>
           <w:lang w:val="en-US"/>
@@ -1392,19 +1172,8 @@
           <w:color w:val="0070C0"/>
           <w:lang w:val="en-US"/>
         </w:rPr>
-        <w:t>#</w:t>
-      </w:r>
-      <w:proofErr w:type="gramEnd"/>
-      <w:r>
-        <w:rPr>
-          <w:i/>
-          <w:iCs/>
-          <w:color w:val="0070C0"/>
-          <w:lang w:val="en-US"/>
-        </w:rPr>
-        <w:t>id_artist</w:t>
-      </w:r>
-      <w:proofErr w:type="gramStart"/>
+        <w:t>#id_artist</w:t>
+      </w:r>
       <w:r>
         <w:rPr>
           <w:b/>
@@ -1413,7 +1182,6 @@
         </w:rPr>
         <w:t>);</w:t>
       </w:r>
-      <w:proofErr w:type="gramEnd"/>
     </w:p>
     <w:p>
       <w:pPr>
@@ -1424,13 +1192,23 @@
           <w:lang w:val="en-US"/>
         </w:rPr>
       </w:pPr>
-      <w:r>
-        <w:rPr>
-          <w:b/>
-          <w:bCs/>
-          <w:lang w:val="en-US"/>
-        </w:rPr>
-        <w:t>Tag = (</w:t>
+      <w:proofErr w:type="spellStart"/>
+      <w:r>
+        <w:rPr>
+          <w:b/>
+          <w:bCs/>
+          <w:lang w:val="en-US"/>
+        </w:rPr>
+        <w:t>Artist_Social</w:t>
+      </w:r>
+      <w:proofErr w:type="spellEnd"/>
+      <w:r>
+        <w:rPr>
+          <w:b/>
+          <w:bCs/>
+          <w:lang w:val="en-US"/>
+        </w:rPr>
+        <w:t xml:space="preserve"> = (</w:t>
       </w:r>
       <w:proofErr w:type="spellStart"/>
       <w:r>
@@ -1440,7 +1218,7 @@
           <w:u w:val="single"/>
           <w:lang w:val="en-US"/>
         </w:rPr>
-        <w:t>id_tag</w:t>
+        <w:t>id_social</w:t>
       </w:r>
       <w:proofErr w:type="spellEnd"/>
       <w:r>
@@ -1468,37 +1246,65 @@
         <w:rPr>
           <w:lang w:val="en-US"/>
         </w:rPr>
-        <w:t>, name</w:t>
-      </w:r>
-      <w:r>
-        <w:rPr>
-          <w:i/>
-          <w:iCs/>
-          <w:lang w:val="en-US"/>
-        </w:rPr>
-        <w:t xml:space="preserve"> </w:t>
-      </w:r>
-      <w:proofErr w:type="gramStart"/>
-      <w:r>
-        <w:rPr>
-          <w:i/>
-          <w:iCs/>
-          <w:color w:val="7F7F7F" w:themeColor="text1" w:themeTint="80"/>
-          <w:lang w:val="en-US"/>
-        </w:rPr>
-        <w:t>VARCHAR(</w:t>
-      </w:r>
-      <w:proofErr w:type="gramEnd"/>
-      <w:r>
-        <w:rPr>
-          <w:i/>
-          <w:iCs/>
-          <w:color w:val="7F7F7F" w:themeColor="text1" w:themeTint="80"/>
-          <w:lang w:val="en-US"/>
-        </w:rPr>
-        <w:t>50)</w:t>
-      </w:r>
-      <w:proofErr w:type="gramStart"/>
+        <w:t>, platform</w:t>
+      </w:r>
+      <w:r>
+        <w:rPr>
+          <w:i/>
+          <w:iCs/>
+          <w:lang w:val="en-US"/>
+        </w:rPr>
+        <w:t xml:space="preserve"> </w:t>
+      </w:r>
+      <w:r>
+        <w:rPr>
+          <w:i/>
+          <w:iCs/>
+          <w:color w:val="7F7F7F" w:themeColor="text1" w:themeTint="80"/>
+          <w:lang w:val="en-US"/>
+        </w:rPr>
+        <w:t>VARCHAR(50)</w:t>
+      </w:r>
+      <w:r>
+        <w:rPr>
+          <w:lang w:val="en-US"/>
+        </w:rPr>
+        <w:t>, link</w:t>
+      </w:r>
+      <w:r>
+        <w:rPr>
+          <w:i/>
+          <w:iCs/>
+          <w:lang w:val="en-US"/>
+        </w:rPr>
+        <w:t xml:space="preserve"> </w:t>
+      </w:r>
+      <w:r>
+        <w:rPr>
+          <w:i/>
+          <w:iCs/>
+          <w:color w:val="7F7F7F" w:themeColor="text1" w:themeTint="80"/>
+          <w:lang w:val="en-US"/>
+        </w:rPr>
+        <w:t>VARCHAR(200)</w:t>
+      </w:r>
+      <w:r>
+        <w:rPr>
+          <w:i/>
+          <w:iCs/>
+          <w:lang w:val="en-US"/>
+        </w:rPr>
+        <w:t xml:space="preserve">, </w:t>
+      </w:r>
+      <w:r>
+        <w:rPr>
+          <w:i/>
+          <w:iCs/>
+          <w:color w:val="0070C0"/>
+          <w:lang w:val="en-US"/>
+        </w:rPr>
+        <w:t>#id_artist</w:t>
+      </w:r>
       <w:r>
         <w:rPr>
           <w:b/>
@@ -1507,7 +1313,6 @@
         </w:rPr>
         <w:t>);</w:t>
       </w:r>
-      <w:proofErr w:type="gramEnd"/>
     </w:p>
     <w:p>
       <w:pPr>
@@ -1524,7 +1329,7 @@
           <w:bCs/>
           <w:lang w:val="en-US"/>
         </w:rPr>
-        <w:t>Workshop = (</w:t>
+        <w:t>City = (</w:t>
       </w:r>
       <w:proofErr w:type="spellStart"/>
       <w:r>
@@ -1534,7 +1339,7 @@
           <w:u w:val="single"/>
           <w:lang w:val="en-US"/>
         </w:rPr>
-        <w:t>id_workshop</w:t>
+        <w:t>id_city</w:t>
       </w:r>
       <w:proofErr w:type="spellEnd"/>
       <w:r>
@@ -1560,91 +1365,41 @@
       </w:r>
       <w:r>
         <w:rPr>
+          <w:b/>
+          <w:bCs/>
           <w:lang w:val="en-US"/>
         </w:rPr>
         <w:t xml:space="preserve">, </w:t>
       </w:r>
-      <w:proofErr w:type="spellStart"/>
-      <w:r>
-        <w:rPr>
-          <w:lang w:val="en-US"/>
-        </w:rPr>
-        <w:t>title_workshop</w:t>
-      </w:r>
-      <w:proofErr w:type="spellEnd"/>
-      <w:r>
-        <w:rPr>
-          <w:i/>
-          <w:iCs/>
-          <w:lang w:val="en-US"/>
-        </w:rPr>
-        <w:t xml:space="preserve"> </w:t>
-      </w:r>
-      <w:proofErr w:type="gramStart"/>
-      <w:r>
-        <w:rPr>
-          <w:i/>
-          <w:iCs/>
-          <w:color w:val="7F7F7F" w:themeColor="text1" w:themeTint="80"/>
-          <w:lang w:val="en-US"/>
-        </w:rPr>
-        <w:t>VARCHAR(</w:t>
-      </w:r>
-      <w:proofErr w:type="gramEnd"/>
-      <w:r>
-        <w:rPr>
-          <w:i/>
-          <w:iCs/>
-          <w:color w:val="7F7F7F" w:themeColor="text1" w:themeTint="80"/>
-          <w:lang w:val="en-US"/>
-        </w:rPr>
-        <w:t>100)</w:t>
-      </w:r>
-      <w:r>
-        <w:rPr>
-          <w:lang w:val="en-US"/>
-        </w:rPr>
-        <w:t xml:space="preserve">, </w:t>
-      </w:r>
-      <w:proofErr w:type="spellStart"/>
-      <w:r>
-        <w:rPr>
-          <w:lang w:val="en-US"/>
-        </w:rPr>
-        <w:t>date_workshop</w:t>
-      </w:r>
-      <w:proofErr w:type="spellEnd"/>
-      <w:r>
-        <w:rPr>
-          <w:i/>
-          <w:iCs/>
-          <w:lang w:val="en-US"/>
-        </w:rPr>
-        <w:t xml:space="preserve"> </w:t>
-      </w:r>
-      <w:r>
-        <w:rPr>
-          <w:i/>
-          <w:iCs/>
-          <w:color w:val="7F7F7F" w:themeColor="text1" w:themeTint="80"/>
-          <w:lang w:val="en-US"/>
-        </w:rPr>
-        <w:t>DATETIME</w:t>
-      </w:r>
-      <w:r>
-        <w:rPr>
-          <w:lang w:val="en-US"/>
-        </w:rPr>
-        <w:t xml:space="preserve">, </w:t>
-      </w:r>
-      <w:proofErr w:type="spellStart"/>
-      <w:r>
-        <w:rPr>
-          <w:lang w:val="en-US"/>
-        </w:rPr>
-        <w:t>duration_minutes</w:t>
-      </w:r>
-      <w:proofErr w:type="spellEnd"/>
+      <w:r>
+        <w:rPr>
+          <w:lang w:val="en-US"/>
+        </w:rPr>
+        <w:t>city</w:t>
+      </w:r>
+      <w:r>
+        <w:rPr>
+          <w:i/>
+          <w:iCs/>
+          <w:lang w:val="en-US"/>
+        </w:rPr>
+        <w:t xml:space="preserve"> </w:t>
+      </w:r>
+      <w:r>
+        <w:rPr>
+          <w:i/>
+          <w:iCs/>
+          <w:color w:val="7F7F7F" w:themeColor="text1" w:themeTint="80"/>
+          <w:lang w:val="en-US"/>
+        </w:rPr>
+        <w:t>VARCHAR(50)</w:t>
+      </w:r>
+      <w:r>
+        <w:rPr>
+          <w:lang w:val="en-US"/>
+        </w:rPr>
+        <w:t>, code</w:t>
+      </w:r>
       <w:r>
         <w:rPr>
           <w:i/>
@@ -1666,187 +1421,25 @@
         <w:rPr>
           <w:lang w:val="en-US"/>
         </w:rPr>
-        <w:t xml:space="preserve">, </w:t>
-      </w:r>
-      <w:proofErr w:type="spellStart"/>
-      <w:r>
-        <w:rPr>
-          <w:lang w:val="en-US"/>
-        </w:rPr>
-        <w:t>max_participants</w:t>
-      </w:r>
-      <w:proofErr w:type="spellEnd"/>
-      <w:r>
-        <w:rPr>
-          <w:i/>
-          <w:iCs/>
-          <w:lang w:val="en-US"/>
-        </w:rPr>
-        <w:t xml:space="preserve"> </w:t>
-      </w:r>
-      <w:r>
-        <w:rPr>
-          <w:i/>
-          <w:iCs/>
-          <w:color w:val="7F7F7F" w:themeColor="text1" w:themeTint="80"/>
-          <w:lang w:val="en-US"/>
-        </w:rPr>
-        <w:t>INT</w:t>
-      </w:r>
-      <w:r>
-        <w:rPr>
-          <w:lang w:val="en-US"/>
-        </w:rPr>
-        <w:t>, price</w:t>
-      </w:r>
-      <w:r>
-        <w:rPr>
-          <w:i/>
-          <w:iCs/>
-          <w:lang w:val="en-US"/>
-        </w:rPr>
-        <w:t xml:space="preserve"> </w:t>
-      </w:r>
-      <w:proofErr w:type="gramStart"/>
-      <w:r>
-        <w:rPr>
-          <w:i/>
-          <w:iCs/>
-          <w:color w:val="7F7F7F" w:themeColor="text1" w:themeTint="80"/>
-          <w:lang w:val="en-US"/>
-        </w:rPr>
-        <w:t>DECIMAL(</w:t>
-      </w:r>
-      <w:proofErr w:type="gramEnd"/>
-      <w:r>
-        <w:rPr>
-          <w:i/>
-          <w:iCs/>
-          <w:color w:val="7F7F7F" w:themeColor="text1" w:themeTint="80"/>
-          <w:lang w:val="en-US"/>
-        </w:rPr>
-        <w:t>10,2)</w:t>
-      </w:r>
-      <w:r>
-        <w:rPr>
-          <w:lang w:val="en-US"/>
-        </w:rPr>
-        <w:t>, level</w:t>
-      </w:r>
-      <w:r>
-        <w:rPr>
-          <w:i/>
-          <w:iCs/>
-          <w:lang w:val="en-US"/>
-        </w:rPr>
-        <w:t xml:space="preserve"> </w:t>
-      </w:r>
-      <w:proofErr w:type="gramStart"/>
-      <w:r>
-        <w:rPr>
-          <w:i/>
-          <w:iCs/>
-          <w:color w:val="7F7F7F" w:themeColor="text1" w:themeTint="80"/>
-          <w:lang w:val="en-US"/>
-        </w:rPr>
-        <w:t>VARCHAR(</w:t>
-      </w:r>
-      <w:proofErr w:type="gramEnd"/>
-      <w:r>
-        <w:rPr>
-          <w:i/>
-          <w:iCs/>
-          <w:color w:val="7F7F7F" w:themeColor="text1" w:themeTint="80"/>
-          <w:lang w:val="en-US"/>
-        </w:rPr>
-        <w:t>50)</w:t>
-      </w:r>
-      <w:r>
-        <w:rPr>
-          <w:lang w:val="en-US"/>
-        </w:rPr>
-        <w:t>, location</w:t>
-      </w:r>
-      <w:r>
-        <w:rPr>
-          <w:i/>
-          <w:iCs/>
-          <w:lang w:val="en-US"/>
-        </w:rPr>
-        <w:t xml:space="preserve"> </w:t>
-      </w:r>
-      <w:proofErr w:type="gramStart"/>
-      <w:r>
-        <w:rPr>
-          <w:i/>
-          <w:iCs/>
-          <w:color w:val="7F7F7F" w:themeColor="text1" w:themeTint="80"/>
-          <w:lang w:val="en-US"/>
-        </w:rPr>
-        <w:t>VARCHAR(</w:t>
-      </w:r>
-      <w:proofErr w:type="gramEnd"/>
-      <w:r>
-        <w:rPr>
-          <w:i/>
-          <w:iCs/>
-          <w:color w:val="7F7F7F" w:themeColor="text1" w:themeTint="80"/>
-          <w:lang w:val="en-US"/>
-        </w:rPr>
-        <w:t>50)</w:t>
-      </w:r>
-      <w:r>
-        <w:rPr>
-          <w:lang w:val="en-US"/>
-        </w:rPr>
-        <w:t>, description</w:t>
-      </w:r>
-      <w:r>
-        <w:rPr>
-          <w:i/>
-          <w:iCs/>
-          <w:lang w:val="en-US"/>
-        </w:rPr>
-        <w:t xml:space="preserve"> </w:t>
-      </w:r>
-      <w:proofErr w:type="gramStart"/>
-      <w:r>
-        <w:rPr>
-          <w:i/>
-          <w:iCs/>
-          <w:color w:val="7F7F7F" w:themeColor="text1" w:themeTint="80"/>
-          <w:lang w:val="en-US"/>
-        </w:rPr>
-        <w:t>TEXT</w:t>
-      </w:r>
-      <w:r>
-        <w:rPr>
-          <w:i/>
-          <w:iCs/>
-          <w:lang w:val="en-US"/>
-        </w:rPr>
-        <w:t xml:space="preserve">, </w:t>
-      </w:r>
-      <w:r>
-        <w:rPr>
-          <w:i/>
-          <w:iCs/>
-          <w:color w:val="0070C0"/>
-          <w:lang w:val="en-US"/>
-        </w:rPr>
-        <w:t>#</w:t>
-      </w:r>
-      <w:proofErr w:type="gramEnd"/>
-      <w:r>
-        <w:rPr>
-          <w:i/>
-          <w:iCs/>
-          <w:color w:val="0070C0"/>
-          <w:lang w:val="en-US"/>
-        </w:rPr>
-        <w:t>id_artist</w:t>
-      </w:r>
-      <w:proofErr w:type="gramStart"/>
+        <w:t>, country</w:t>
+      </w:r>
+      <w:r>
+        <w:rPr>
+          <w:i/>
+          <w:iCs/>
+          <w:lang w:val="en-US"/>
+        </w:rPr>
+        <w:t xml:space="preserve"> </w:t>
+      </w:r>
+      <w:r>
+        <w:rPr>
+          <w:i/>
+          <w:iCs/>
+          <w:color w:val="7F7F7F" w:themeColor="text1" w:themeTint="80"/>
+          <w:lang w:val="en-US"/>
+        </w:rPr>
+        <w:t>VARCHAR(50)</w:t>
+      </w:r>
       <w:r>
         <w:rPr>
           <w:b/>
@@ -1855,7 +1448,6 @@
         </w:rPr>
         <w:t>);</w:t>
       </w:r>
-      <w:proofErr w:type="gramEnd"/>
     </w:p>
     <w:p>
       <w:pPr>
@@ -1872,7 +1464,7 @@
           <w:bCs/>
           <w:lang w:val="en-US"/>
         </w:rPr>
-        <w:t>Exhibition = (</w:t>
+        <w:t>Address = (</w:t>
       </w:r>
       <w:proofErr w:type="spellStart"/>
       <w:r>
@@ -1882,7 +1474,7 @@
           <w:u w:val="single"/>
           <w:lang w:val="en-US"/>
         </w:rPr>
-        <w:t>id_exhibition</w:t>
+        <w:t>address_id</w:t>
       </w:r>
       <w:proofErr w:type="spellEnd"/>
       <w:r>
@@ -1908,216 +1500,66 @@
       </w:r>
       <w:r>
         <w:rPr>
+          <w:b/>
+          <w:bCs/>
           <w:lang w:val="en-US"/>
         </w:rPr>
         <w:t xml:space="preserve">, </w:t>
       </w:r>
-      <w:proofErr w:type="spellStart"/>
-      <w:r>
-        <w:rPr>
-          <w:lang w:val="en-US"/>
-        </w:rPr>
-        <w:t>title_exhib</w:t>
-      </w:r>
-      <w:proofErr w:type="spellEnd"/>
-      <w:r>
-        <w:rPr>
-          <w:i/>
-          <w:iCs/>
-          <w:lang w:val="en-US"/>
-        </w:rPr>
-        <w:t xml:space="preserve"> </w:t>
-      </w:r>
-      <w:proofErr w:type="gramStart"/>
-      <w:r>
-        <w:rPr>
-          <w:i/>
-          <w:iCs/>
-          <w:color w:val="7F7F7F" w:themeColor="text1" w:themeTint="80"/>
-          <w:lang w:val="en-US"/>
-        </w:rPr>
-        <w:t>VARCHAR(</w:t>
-      </w:r>
-      <w:proofErr w:type="gramEnd"/>
-      <w:r>
-        <w:rPr>
-          <w:i/>
-          <w:iCs/>
-          <w:color w:val="7F7F7F" w:themeColor="text1" w:themeTint="80"/>
-          <w:lang w:val="en-US"/>
-        </w:rPr>
-        <w:t>100)</w:t>
-      </w:r>
-      <w:r>
-        <w:rPr>
+      <w:r>
+        <w:rPr>
+          <w:lang w:val="en-US"/>
+        </w:rPr>
+        <w:t>number</w:t>
+      </w:r>
+      <w:r>
+        <w:rPr>
+          <w:i/>
+          <w:iCs/>
+          <w:lang w:val="en-US"/>
+        </w:rPr>
+        <w:t xml:space="preserve"> </w:t>
+      </w:r>
+      <w:r>
+        <w:rPr>
+          <w:i/>
+          <w:iCs/>
+          <w:color w:val="7F7F7F" w:themeColor="text1" w:themeTint="80"/>
+          <w:lang w:val="en-US"/>
+        </w:rPr>
+        <w:t>INT</w:t>
+      </w:r>
+      <w:r>
+        <w:rPr>
+          <w:lang w:val="en-US"/>
+        </w:rPr>
+        <w:t>, street</w:t>
+      </w:r>
+      <w:r>
+        <w:rPr>
+          <w:i/>
+          <w:iCs/>
+          <w:lang w:val="en-US"/>
+        </w:rPr>
+        <w:t xml:space="preserve"> </w:t>
+      </w:r>
+      <w:r>
+        <w:rPr>
+          <w:i/>
+          <w:iCs/>
+          <w:color w:val="7F7F7F" w:themeColor="text1" w:themeTint="80"/>
+          <w:lang w:val="en-US"/>
+        </w:rPr>
+        <w:t>VARCHAR(50)</w:t>
+      </w:r>
+      <w:r>
+        <w:rPr>
+          <w:i/>
+          <w:iCs/>
           <w:lang w:val="en-US"/>
         </w:rPr>
         <w:t xml:space="preserve">, </w:t>
       </w:r>
-      <w:proofErr w:type="spellStart"/>
-      <w:r>
-        <w:rPr>
-          <w:lang w:val="en-US"/>
-        </w:rPr>
-        <w:t>curator_name</w:t>
-      </w:r>
-      <w:proofErr w:type="spellEnd"/>
-      <w:r>
-        <w:rPr>
-          <w:i/>
-          <w:iCs/>
-          <w:lang w:val="en-US"/>
-        </w:rPr>
-        <w:t xml:space="preserve"> </w:t>
-      </w:r>
-      <w:proofErr w:type="gramStart"/>
-      <w:r>
-        <w:rPr>
-          <w:i/>
-          <w:iCs/>
-          <w:color w:val="7F7F7F" w:themeColor="text1" w:themeTint="80"/>
-          <w:lang w:val="en-US"/>
-        </w:rPr>
-        <w:t>VARCHAR(</w:t>
-      </w:r>
-      <w:proofErr w:type="gramEnd"/>
-      <w:r>
-        <w:rPr>
-          <w:i/>
-          <w:iCs/>
-          <w:color w:val="7F7F7F" w:themeColor="text1" w:themeTint="80"/>
-          <w:lang w:val="en-US"/>
-        </w:rPr>
-        <w:t>50)</w:t>
-      </w:r>
-      <w:r>
-        <w:rPr>
-          <w:lang w:val="en-US"/>
-        </w:rPr>
-        <w:t xml:space="preserve">, </w:t>
-      </w:r>
-      <w:proofErr w:type="spellStart"/>
-      <w:r>
-        <w:rPr>
-          <w:lang w:val="en-US"/>
-        </w:rPr>
-        <w:t>start_date</w:t>
-      </w:r>
-      <w:proofErr w:type="spellEnd"/>
-      <w:r>
-        <w:rPr>
-          <w:i/>
-          <w:iCs/>
-          <w:lang w:val="en-US"/>
-        </w:rPr>
-        <w:t xml:space="preserve"> </w:t>
-      </w:r>
-      <w:r>
-        <w:rPr>
-          <w:i/>
-          <w:iCs/>
-          <w:color w:val="7F7F7F" w:themeColor="text1" w:themeTint="80"/>
-          <w:lang w:val="en-US"/>
-        </w:rPr>
-        <w:t>DATE</w:t>
-      </w:r>
-      <w:r>
-        <w:rPr>
-          <w:lang w:val="en-US"/>
-        </w:rPr>
-        <w:t xml:space="preserve">, </w:t>
-      </w:r>
-      <w:proofErr w:type="spellStart"/>
-      <w:r>
-        <w:rPr>
-          <w:lang w:val="en-US"/>
-        </w:rPr>
-        <w:t>end_date</w:t>
-      </w:r>
-      <w:proofErr w:type="spellEnd"/>
-      <w:r>
-        <w:rPr>
-          <w:i/>
-          <w:iCs/>
-          <w:lang w:val="en-US"/>
-        </w:rPr>
-        <w:t xml:space="preserve"> </w:t>
-      </w:r>
-      <w:r>
-        <w:rPr>
-          <w:i/>
-          <w:iCs/>
-          <w:color w:val="7F7F7F" w:themeColor="text1" w:themeTint="80"/>
-          <w:lang w:val="en-US"/>
-        </w:rPr>
-        <w:t>DATE</w:t>
-      </w:r>
-      <w:r>
-        <w:rPr>
-          <w:lang w:val="en-US"/>
-        </w:rPr>
-        <w:t>, theme</w:t>
-      </w:r>
-      <w:r>
-        <w:rPr>
-          <w:i/>
-          <w:iCs/>
-          <w:lang w:val="en-US"/>
-        </w:rPr>
-        <w:t xml:space="preserve"> </w:t>
-      </w:r>
-      <w:proofErr w:type="gramStart"/>
-      <w:r>
-        <w:rPr>
-          <w:i/>
-          <w:iCs/>
-          <w:color w:val="7F7F7F" w:themeColor="text1" w:themeTint="80"/>
-          <w:lang w:val="en-US"/>
-        </w:rPr>
-        <w:t>VARCHAR(</w:t>
-      </w:r>
-      <w:proofErr w:type="gramEnd"/>
-      <w:r>
-        <w:rPr>
-          <w:i/>
-          <w:iCs/>
-          <w:color w:val="7F7F7F" w:themeColor="text1" w:themeTint="80"/>
-          <w:lang w:val="en-US"/>
-        </w:rPr>
-        <w:t>50)</w:t>
-      </w:r>
-      <w:r>
-        <w:rPr>
-          <w:lang w:val="en-US"/>
-        </w:rPr>
-        <w:t>, description</w:t>
-      </w:r>
-      <w:r>
-        <w:rPr>
-          <w:i/>
-          <w:iCs/>
-          <w:lang w:val="en-US"/>
-        </w:rPr>
-        <w:t xml:space="preserve"> </w:t>
-      </w:r>
-      <w:proofErr w:type="gramStart"/>
-      <w:r>
-        <w:rPr>
-          <w:i/>
-          <w:iCs/>
-          <w:color w:val="7F7F7F" w:themeColor="text1" w:themeTint="80"/>
-          <w:lang w:val="en-US"/>
-        </w:rPr>
-        <w:t>TEXT</w:t>
-      </w:r>
-      <w:r>
-        <w:rPr>
-          <w:i/>
-          <w:iCs/>
-          <w:lang w:val="en-US"/>
-        </w:rPr>
-        <w:t xml:space="preserve">, </w:t>
-      </w:r>
       <w:r>
         <w:rPr>
           <w:i/>
@@ -2125,19 +1567,8 @@
           <w:color w:val="0070C0"/>
           <w:lang w:val="en-US"/>
         </w:rPr>
-        <w:t>#</w:t>
-      </w:r>
-      <w:proofErr w:type="gramEnd"/>
-      <w:r>
-        <w:rPr>
-          <w:i/>
-          <w:iCs/>
-          <w:color w:val="0070C0"/>
-          <w:lang w:val="en-US"/>
-        </w:rPr>
-        <w:t>id_gallery</w:t>
-      </w:r>
-      <w:proofErr w:type="gramStart"/>
+        <w:t>#id_city</w:t>
+      </w:r>
       <w:r>
         <w:rPr>
           <w:b/>
@@ -2146,7 +1577,6 @@
         </w:rPr>
         <w:t>);</w:t>
       </w:r>
-      <w:proofErr w:type="gramEnd"/>
     </w:p>
     <w:p>
       <w:pPr>
@@ -2157,23 +1587,13 @@
           <w:lang w:val="en-US"/>
         </w:rPr>
       </w:pPr>
-      <w:proofErr w:type="spellStart"/>
-      <w:r>
-        <w:rPr>
-          <w:b/>
-          <w:bCs/>
-          <w:lang w:val="en-US"/>
-        </w:rPr>
-        <w:t>Artist_Social</w:t>
-      </w:r>
-      <w:proofErr w:type="spellEnd"/>
-      <w:r>
-        <w:rPr>
-          <w:b/>
-          <w:bCs/>
-          <w:lang w:val="en-US"/>
-        </w:rPr>
-        <w:t xml:space="preserve"> = (</w:t>
+      <w:r>
+        <w:rPr>
+          <w:b/>
+          <w:bCs/>
+          <w:lang w:val="en-US"/>
+        </w:rPr>
+        <w:t>Gallery = (</w:t>
       </w:r>
       <w:proofErr w:type="spellStart"/>
       <w:r>
@@ -2183,7 +1603,7 @@
           <w:u w:val="single"/>
           <w:lang w:val="en-US"/>
         </w:rPr>
-        <w:t>id_social</w:t>
+        <w:t>id_gallery</w:t>
       </w:r>
       <w:proofErr w:type="spellEnd"/>
       <w:r>
@@ -2211,90 +1631,107 @@
         <w:rPr>
           <w:lang w:val="en-US"/>
         </w:rPr>
-        <w:t>, platform</w:t>
-      </w:r>
-      <w:r>
-        <w:rPr>
-          <w:i/>
-          <w:iCs/>
-          <w:lang w:val="en-US"/>
-        </w:rPr>
-        <w:t xml:space="preserve"> </w:t>
-      </w:r>
-      <w:proofErr w:type="gramStart"/>
-      <w:r>
-        <w:rPr>
-          <w:i/>
-          <w:iCs/>
-          <w:color w:val="7F7F7F" w:themeColor="text1" w:themeTint="80"/>
-          <w:lang w:val="en-US"/>
-        </w:rPr>
-        <w:t>VARCHAR(</w:t>
-      </w:r>
-      <w:proofErr w:type="gramEnd"/>
-      <w:r>
-        <w:rPr>
-          <w:i/>
-          <w:iCs/>
-          <w:color w:val="7F7F7F" w:themeColor="text1" w:themeTint="80"/>
-          <w:lang w:val="en-US"/>
-        </w:rPr>
-        <w:t>50)</w:t>
-      </w:r>
-      <w:r>
-        <w:rPr>
-          <w:lang w:val="en-US"/>
-        </w:rPr>
-        <w:t>, link</w:t>
-      </w:r>
-      <w:r>
-        <w:rPr>
-          <w:i/>
-          <w:iCs/>
-          <w:lang w:val="en-US"/>
-        </w:rPr>
-        <w:t xml:space="preserve"> </w:t>
-      </w:r>
-      <w:proofErr w:type="gramStart"/>
-      <w:r>
-        <w:rPr>
-          <w:i/>
-          <w:iCs/>
-          <w:color w:val="7F7F7F" w:themeColor="text1" w:themeTint="80"/>
-          <w:lang w:val="en-US"/>
-        </w:rPr>
-        <w:t>VARCHAR(</w:t>
-      </w:r>
-      <w:proofErr w:type="gramEnd"/>
-      <w:r>
-        <w:rPr>
-          <w:i/>
-          <w:iCs/>
-          <w:color w:val="7F7F7F" w:themeColor="text1" w:themeTint="80"/>
-          <w:lang w:val="en-US"/>
-        </w:rPr>
-        <w:t>200</w:t>
-      </w:r>
-      <w:proofErr w:type="gramStart"/>
-      <w:r>
-        <w:rPr>
-          <w:i/>
-          <w:iCs/>
-          <w:color w:val="7F7F7F" w:themeColor="text1" w:themeTint="80"/>
-          <w:lang w:val="en-US"/>
-        </w:rPr>
-        <w:t>)</w:t>
-      </w:r>
-      <w:r>
-        <w:rPr>
-          <w:i/>
-          <w:iCs/>
-          <w:lang w:val="en-US"/>
-        </w:rPr>
         <w:t xml:space="preserve">, </w:t>
       </w:r>
-      <w:r>
-        <w:rPr>
+      <w:proofErr w:type="spellStart"/>
+      <w:r>
+        <w:rPr>
+          <w:lang w:val="en-US"/>
+        </w:rPr>
+        <w:t>name_gallery</w:t>
+      </w:r>
+      <w:proofErr w:type="spellEnd"/>
+      <w:r>
+        <w:rPr>
+          <w:i/>
+          <w:iCs/>
+          <w:lang w:val="en-US"/>
+        </w:rPr>
+        <w:t xml:space="preserve"> </w:t>
+      </w:r>
+      <w:r>
+        <w:rPr>
+          <w:i/>
+          <w:iCs/>
+          <w:color w:val="7F7F7F" w:themeColor="text1" w:themeTint="80"/>
+          <w:lang w:val="en-US"/>
+        </w:rPr>
+        <w:t>VARCHAR(50)</w:t>
+      </w:r>
+      <w:r>
+        <w:rPr>
+          <w:lang w:val="en-US"/>
+        </w:rPr>
+        <w:t>, rating</w:t>
+      </w:r>
+      <w:r>
+        <w:rPr>
+          <w:i/>
+          <w:iCs/>
+          <w:lang w:val="en-US"/>
+        </w:rPr>
+        <w:t xml:space="preserve"> </w:t>
+      </w:r>
+      <w:r>
+        <w:rPr>
+          <w:i/>
+          <w:iCs/>
+          <w:color w:val="7F7F7F" w:themeColor="text1" w:themeTint="80"/>
+          <w:lang w:val="en-US"/>
+        </w:rPr>
+        <w:t>INT</w:t>
+      </w:r>
+      <w:r>
+        <w:rPr>
+          <w:lang w:val="en-US"/>
+        </w:rPr>
+        <w:t xml:space="preserve">, </w:t>
+      </w:r>
+      <w:proofErr w:type="spellStart"/>
+      <w:r>
+        <w:rPr>
+          <w:lang w:val="en-US"/>
+        </w:rPr>
+        <w:t>website_gallery</w:t>
+      </w:r>
+      <w:proofErr w:type="spellEnd"/>
+      <w:r>
+        <w:rPr>
+          <w:i/>
+          <w:iCs/>
+          <w:lang w:val="en-US"/>
+        </w:rPr>
+        <w:t xml:space="preserve"> </w:t>
+      </w:r>
+      <w:r>
+        <w:rPr>
+          <w:i/>
+          <w:iCs/>
+          <w:color w:val="7F7F7F" w:themeColor="text1" w:themeTint="80"/>
+          <w:lang w:val="en-US"/>
+        </w:rPr>
+        <w:t>VARCHAR(100)</w:t>
+      </w:r>
+      <w:r>
+        <w:rPr>
+          <w:i/>
+          <w:iCs/>
+          <w:lang w:val="en-US"/>
+        </w:rPr>
+        <w:t xml:space="preserve"> </w:t>
+      </w:r>
+      <w:r>
+        <w:rPr>
+          <w:i/>
+          <w:iCs/>
+          <w:lang w:val="en-US"/>
+        </w:rPr>
+        <w:t xml:space="preserve">, </w:t>
+      </w:r>
+      <w:r>
+        <w:rPr>
+          <w:b/>
+          <w:bCs/>
           <w:i/>
           <w:iCs/>
           <w:color w:val="0070C0"/>
@@ -2302,17 +1739,17 @@
         </w:rPr>
         <w:t>#</w:t>
       </w:r>
-      <w:proofErr w:type="gramEnd"/>
-      <w:r>
-        <w:rPr>
+      <w:r>
+        <w:rPr>
+          <w:b/>
+          <w:bCs/>
           <w:i/>
           <w:iCs/>
           <w:color w:val="0070C0"/>
           <w:lang w:val="en-US"/>
         </w:rPr>
-        <w:t>id_artist</w:t>
-      </w:r>
-      <w:proofErr w:type="gramStart"/>
+        <w:t>address_id</w:t>
+      </w:r>
       <w:r>
         <w:rPr>
           <w:b/>
@@ -2321,7 +1758,6 @@
         </w:rPr>
         <w:t>);</w:t>
       </w:r>
-      <w:proofErr w:type="gramEnd"/>
     </w:p>
     <w:p>
       <w:pPr>
@@ -2332,138 +1768,139 @@
           <w:lang w:val="en-US"/>
         </w:rPr>
       </w:pPr>
-      <w:r>
-        <w:rPr>
-          <w:b/>
-          <w:bCs/>
-          <w:lang w:val="en-US"/>
-        </w:rPr>
-        <w:t>City = (</w:t>
-      </w:r>
-      <w:proofErr w:type="spellStart"/>
-      <w:r>
-        <w:rPr>
-          <w:b/>
-          <w:bCs/>
+      <w:proofErr w:type="spellStart"/>
+      <w:r>
+        <w:rPr>
+          <w:b/>
+          <w:bCs/>
+          <w:lang w:val="en-US"/>
+        </w:rPr>
+        <w:t>Gallery_Hours</w:t>
+      </w:r>
+      <w:proofErr w:type="spellEnd"/>
+      <w:r>
+        <w:rPr>
+          <w:b/>
+          <w:bCs/>
+          <w:lang w:val="en-US"/>
+        </w:rPr>
+        <w:t xml:space="preserve"> = (</w:t>
+      </w:r>
+      <w:r>
+        <w:rPr>
+          <w:b/>
+          <w:bCs/>
+          <w:i/>
+          <w:iCs/>
+          <w:color w:val="0070C0"/>
           <w:u w:val="single"/>
           <w:lang w:val="en-US"/>
         </w:rPr>
-        <w:t>id_city</w:t>
-      </w:r>
-      <w:proofErr w:type="spellEnd"/>
-      <w:r>
-        <w:rPr>
-          <w:b/>
-          <w:bCs/>
-          <w:i/>
-          <w:iCs/>
-          <w:lang w:val="en-US"/>
-        </w:rPr>
-        <w:t xml:space="preserve"> </w:t>
-      </w:r>
-      <w:r>
-        <w:rPr>
-          <w:b/>
-          <w:bCs/>
-          <w:i/>
-          <w:iCs/>
-          <w:color w:val="7F7F7F" w:themeColor="text1" w:themeTint="80"/>
-          <w:lang w:val="en-US"/>
-        </w:rPr>
-        <w:t>INT</w:t>
-      </w:r>
-      <w:r>
-        <w:rPr>
-          <w:lang w:val="en-US"/>
-        </w:rPr>
-        <w:t>, city</w:t>
-      </w:r>
-      <w:r>
-        <w:rPr>
-          <w:i/>
-          <w:iCs/>
-          <w:lang w:val="en-US"/>
-        </w:rPr>
-        <w:t xml:space="preserve"> </w:t>
-      </w:r>
-      <w:proofErr w:type="gramStart"/>
-      <w:r>
-        <w:rPr>
-          <w:i/>
-          <w:iCs/>
-          <w:color w:val="7F7F7F" w:themeColor="text1" w:themeTint="80"/>
-          <w:lang w:val="en-US"/>
-        </w:rPr>
-        <w:t>VARCHAR(</w:t>
-      </w:r>
-      <w:proofErr w:type="gramEnd"/>
-      <w:r>
-        <w:rPr>
-          <w:i/>
-          <w:iCs/>
-          <w:color w:val="7F7F7F" w:themeColor="text1" w:themeTint="80"/>
-          <w:lang w:val="en-US"/>
-        </w:rPr>
-        <w:t>50)</w:t>
-      </w:r>
-      <w:r>
-        <w:rPr>
-          <w:lang w:val="en-US"/>
-        </w:rPr>
-        <w:t>, code</w:t>
-      </w:r>
-      <w:r>
-        <w:rPr>
-          <w:i/>
-          <w:iCs/>
-          <w:lang w:val="en-US"/>
-        </w:rPr>
-        <w:t xml:space="preserve"> </w:t>
-      </w:r>
-      <w:r>
-        <w:rPr>
-          <w:i/>
-          <w:iCs/>
-          <w:color w:val="7F7F7F" w:themeColor="text1" w:themeTint="80"/>
-          <w:lang w:val="en-US"/>
-        </w:rPr>
-        <w:t>INT</w:t>
-      </w:r>
-      <w:r>
-        <w:rPr>
-          <w:lang w:val="en-US"/>
-        </w:rPr>
-        <w:t>, country</w:t>
-      </w:r>
-      <w:r>
-        <w:rPr>
-          <w:i/>
-          <w:iCs/>
-          <w:lang w:val="en-US"/>
-        </w:rPr>
-        <w:t xml:space="preserve"> </w:t>
-      </w:r>
-      <w:proofErr w:type="gramStart"/>
-      <w:r>
-        <w:rPr>
-          <w:i/>
-          <w:iCs/>
-          <w:color w:val="7F7F7F" w:themeColor="text1" w:themeTint="80"/>
-          <w:lang w:val="en-US"/>
-        </w:rPr>
-        <w:t>VARCHAR(</w:t>
-      </w:r>
-      <w:proofErr w:type="gramEnd"/>
-      <w:r>
-        <w:rPr>
-          <w:i/>
-          <w:iCs/>
-          <w:color w:val="7F7F7F" w:themeColor="text1" w:themeTint="80"/>
-          <w:lang w:val="en-US"/>
-        </w:rPr>
-        <w:t>50)</w:t>
-      </w:r>
-      <w:proofErr w:type="gramStart"/>
+        <w:t>#id_gallery</w:t>
+      </w:r>
+      <w:r>
+        <w:rPr>
+          <w:b/>
+          <w:bCs/>
+          <w:u w:val="single"/>
+          <w:lang w:val="en-US"/>
+        </w:rPr>
+        <w:t xml:space="preserve">, </w:t>
+      </w:r>
+      <w:proofErr w:type="spellStart"/>
+      <w:r>
+        <w:rPr>
+          <w:b/>
+          <w:bCs/>
+          <w:u w:val="single"/>
+          <w:lang w:val="en-US"/>
+        </w:rPr>
+        <w:t>day_of_week</w:t>
+      </w:r>
+      <w:proofErr w:type="spellEnd"/>
+      <w:r>
+        <w:rPr>
+          <w:b/>
+          <w:bCs/>
+          <w:i/>
+          <w:iCs/>
+          <w:lang w:val="en-US"/>
+        </w:rPr>
+        <w:t xml:space="preserve"> </w:t>
+      </w:r>
+      <w:r>
+        <w:rPr>
+          <w:b/>
+          <w:bCs/>
+          <w:i/>
+          <w:iCs/>
+          <w:color w:val="7F7F7F" w:themeColor="text1" w:themeTint="80"/>
+          <w:lang w:val="en-US"/>
+        </w:rPr>
+        <w:t>VARCHAR(20)</w:t>
+      </w:r>
+      <w:r>
+        <w:rPr>
+          <w:lang w:val="en-US"/>
+        </w:rPr>
+        <w:t xml:space="preserve">, </w:t>
+      </w:r>
+      <w:proofErr w:type="spellStart"/>
+      <w:r>
+        <w:rPr>
+          <w:lang w:val="en-US"/>
+        </w:rPr>
+        <w:t>open_time</w:t>
+      </w:r>
+      <w:proofErr w:type="spellEnd"/>
+      <w:r>
+        <w:rPr>
+          <w:i/>
+          <w:iCs/>
+          <w:lang w:val="en-US"/>
+        </w:rPr>
+        <w:t xml:space="preserve"> </w:t>
+      </w:r>
+      <w:r>
+        <w:rPr>
+          <w:i/>
+          <w:iCs/>
+          <w:color w:val="7F7F7F" w:themeColor="text1" w:themeTint="80"/>
+          <w:lang w:val="en-US"/>
+        </w:rPr>
+        <w:t>TIME</w:t>
+      </w:r>
+      <w:r>
+        <w:rPr>
+          <w:lang w:val="en-US"/>
+        </w:rPr>
+        <w:t xml:space="preserve">, </w:t>
+      </w:r>
+      <w:proofErr w:type="spellStart"/>
+      <w:r>
+        <w:rPr>
+          <w:lang w:val="en-US"/>
+        </w:rPr>
+        <w:t>close_time</w:t>
+      </w:r>
+      <w:proofErr w:type="spellEnd"/>
+      <w:r>
+        <w:rPr>
+          <w:i/>
+          <w:iCs/>
+          <w:lang w:val="en-US"/>
+        </w:rPr>
+        <w:t xml:space="preserve"> </w:t>
+      </w:r>
+      <w:r>
+        <w:rPr>
+          <w:i/>
+          <w:iCs/>
+          <w:color w:val="7F7F7F" w:themeColor="text1" w:themeTint="80"/>
+          <w:lang w:val="en-US"/>
+        </w:rPr>
+        <w:t>TIME</w:t>
+      </w:r>
       <w:r>
         <w:rPr>
           <w:b/>
@@ -2472,7 +1909,6 @@
         </w:rPr>
         <w:t>);</w:t>
       </w:r>
-      <w:proofErr w:type="gramEnd"/>
     </w:p>
     <w:p>
       <w:pPr>
@@ -2489,7 +1925,7 @@
           <w:bCs/>
           <w:lang w:val="en-US"/>
         </w:rPr>
-        <w:t>Address = (</w:t>
+        <w:t>Exhibition = (</w:t>
       </w:r>
       <w:proofErr w:type="spellStart"/>
       <w:r>
@@ -2499,7 +1935,7 @@
           <w:u w:val="single"/>
           <w:lang w:val="en-US"/>
         </w:rPr>
-        <w:t>address_id</w:t>
+        <w:t>id_exhibition</w:t>
       </w:r>
       <w:proofErr w:type="spellEnd"/>
       <w:r>
@@ -2527,77 +1963,180 @@
         <w:rPr>
           <w:lang w:val="en-US"/>
         </w:rPr>
-        <w:t>, number</w:t>
-      </w:r>
-      <w:r>
-        <w:rPr>
-          <w:i/>
-          <w:iCs/>
-          <w:lang w:val="en-US"/>
-        </w:rPr>
-        <w:t xml:space="preserve"> </w:t>
-      </w:r>
-      <w:r>
-        <w:rPr>
-          <w:i/>
-          <w:iCs/>
-          <w:color w:val="7F7F7F" w:themeColor="text1" w:themeTint="80"/>
-          <w:lang w:val="en-US"/>
-        </w:rPr>
-        <w:t>INT</w:t>
-      </w:r>
-      <w:r>
-        <w:rPr>
-          <w:lang w:val="en-US"/>
-        </w:rPr>
-        <w:t>, street</w:t>
-      </w:r>
-      <w:r>
-        <w:rPr>
-          <w:i/>
-          <w:iCs/>
-          <w:lang w:val="en-US"/>
-        </w:rPr>
-        <w:t xml:space="preserve"> </w:t>
-      </w:r>
-      <w:proofErr w:type="gramStart"/>
-      <w:r>
-        <w:rPr>
-          <w:i/>
-          <w:iCs/>
-          <w:color w:val="7F7F7F" w:themeColor="text1" w:themeTint="80"/>
-          <w:lang w:val="en-US"/>
-        </w:rPr>
-        <w:t>VARCHAR(</w:t>
-      </w:r>
-      <w:proofErr w:type="gramEnd"/>
-      <w:r>
-        <w:rPr>
-          <w:i/>
-          <w:iCs/>
-          <w:color w:val="7F7F7F" w:themeColor="text1" w:themeTint="80"/>
-          <w:lang w:val="en-US"/>
-        </w:rPr>
-        <w:t>50</w:t>
-      </w:r>
-      <w:proofErr w:type="gramStart"/>
-      <w:r>
-        <w:rPr>
-          <w:i/>
-          <w:iCs/>
-          <w:color w:val="7F7F7F" w:themeColor="text1" w:themeTint="80"/>
-          <w:lang w:val="en-US"/>
-        </w:rPr>
-        <w:t>)</w:t>
-      </w:r>
-      <w:r>
-        <w:rPr>
-          <w:i/>
-          <w:iCs/>
-          <w:lang w:val="en-US"/>
-        </w:rPr>
         <w:t xml:space="preserve">, </w:t>
       </w:r>
+      <w:proofErr w:type="spellStart"/>
+      <w:r>
+        <w:rPr>
+          <w:lang w:val="en-US"/>
+        </w:rPr>
+        <w:t>title_exhib</w:t>
+      </w:r>
+      <w:proofErr w:type="spellEnd"/>
+      <w:r>
+        <w:rPr>
+          <w:i/>
+          <w:iCs/>
+          <w:lang w:val="en-US"/>
+        </w:rPr>
+        <w:t xml:space="preserve"> </w:t>
+      </w:r>
+      <w:r>
+        <w:rPr>
+          <w:i/>
+          <w:iCs/>
+          <w:color w:val="7F7F7F" w:themeColor="text1" w:themeTint="80"/>
+          <w:lang w:val="en-US"/>
+        </w:rPr>
+        <w:t>VARCHAR(100)</w:t>
+      </w:r>
+      <w:r>
+        <w:rPr>
+          <w:lang w:val="en-US"/>
+        </w:rPr>
+        <w:t xml:space="preserve">, </w:t>
+      </w:r>
+      <w:proofErr w:type="spellStart"/>
+      <w:r>
+        <w:rPr>
+          <w:lang w:val="en-US"/>
+        </w:rPr>
+        <w:t>curator_name</w:t>
+      </w:r>
+      <w:proofErr w:type="spellEnd"/>
+      <w:r>
+        <w:rPr>
+          <w:i/>
+          <w:iCs/>
+          <w:lang w:val="en-US"/>
+        </w:rPr>
+        <w:t xml:space="preserve"> </w:t>
+      </w:r>
+      <w:r>
+        <w:rPr>
+          <w:i/>
+          <w:iCs/>
+          <w:color w:val="7F7F7F" w:themeColor="text1" w:themeTint="80"/>
+          <w:lang w:val="en-US"/>
+        </w:rPr>
+        <w:t>VARCHAR(50)</w:t>
+      </w:r>
+      <w:r>
+        <w:rPr>
+          <w:lang w:val="en-US"/>
+        </w:rPr>
+        <w:t xml:space="preserve">, </w:t>
+      </w:r>
+      <w:proofErr w:type="spellStart"/>
+      <w:r>
+        <w:rPr>
+          <w:lang w:val="en-US"/>
+        </w:rPr>
+        <w:t>start_date</w:t>
+      </w:r>
+      <w:proofErr w:type="spellEnd"/>
+      <w:r>
+        <w:rPr>
+          <w:i/>
+          <w:iCs/>
+          <w:lang w:val="en-US"/>
+        </w:rPr>
+        <w:t xml:space="preserve"> </w:t>
+      </w:r>
+      <w:r>
+        <w:rPr>
+          <w:i/>
+          <w:iCs/>
+          <w:color w:val="7F7F7F" w:themeColor="text1" w:themeTint="80"/>
+          <w:lang w:val="en-US"/>
+        </w:rPr>
+        <w:t>DATE</w:t>
+      </w:r>
+      <w:r>
+        <w:rPr>
+          <w:lang w:val="en-US"/>
+        </w:rPr>
+        <w:t xml:space="preserve">, </w:t>
+      </w:r>
+      <w:proofErr w:type="spellStart"/>
+      <w:r>
+        <w:rPr>
+          <w:lang w:val="en-US"/>
+        </w:rPr>
+        <w:t>end_date</w:t>
+      </w:r>
+      <w:proofErr w:type="spellEnd"/>
+      <w:r>
+        <w:rPr>
+          <w:i/>
+          <w:iCs/>
+          <w:lang w:val="en-US"/>
+        </w:rPr>
+        <w:t xml:space="preserve"> </w:t>
+      </w:r>
+      <w:r>
+        <w:rPr>
+          <w:i/>
+          <w:iCs/>
+          <w:color w:val="7F7F7F" w:themeColor="text1" w:themeTint="80"/>
+          <w:lang w:val="en-US"/>
+        </w:rPr>
+        <w:t>DATE</w:t>
+      </w:r>
+      <w:r>
+        <w:rPr>
+          <w:lang w:val="en-US"/>
+        </w:rPr>
+        <w:t>, theme</w:t>
+      </w:r>
+      <w:r>
+        <w:rPr>
+          <w:i/>
+          <w:iCs/>
+          <w:lang w:val="en-US"/>
+        </w:rPr>
+        <w:t xml:space="preserve"> </w:t>
+      </w:r>
+      <w:r>
+        <w:rPr>
+          <w:i/>
+          <w:iCs/>
+          <w:color w:val="7F7F7F" w:themeColor="text1" w:themeTint="80"/>
+          <w:lang w:val="en-US"/>
+        </w:rPr>
+        <w:t>VARCHAR(50)</w:t>
+      </w:r>
+      <w:r>
+        <w:rPr>
+          <w:lang w:val="en-US"/>
+        </w:rPr>
+        <w:t>, description</w:t>
+      </w:r>
+      <w:r>
+        <w:rPr>
+          <w:i/>
+          <w:iCs/>
+          <w:lang w:val="en-US"/>
+        </w:rPr>
+        <w:t xml:space="preserve"> </w:t>
+      </w:r>
+      <w:r>
+        <w:rPr>
+          <w:i/>
+          <w:iCs/>
+          <w:color w:val="7F7F7F" w:themeColor="text1" w:themeTint="80"/>
+          <w:lang w:val="en-US"/>
+        </w:rPr>
+        <w:t>TEXT</w:t>
+      </w:r>
+      <w:r>
+        <w:rPr>
+          <w:i/>
+          <w:iCs/>
+          <w:lang w:val="en-US"/>
+        </w:rPr>
+        <w:t xml:space="preserve">, </w:t>
+      </w:r>
       <w:r>
         <w:rPr>
           <w:i/>
@@ -2605,56 +2144,8 @@
           <w:color w:val="0070C0"/>
           <w:lang w:val="en-US"/>
         </w:rPr>
-        <w:t>#</w:t>
-      </w:r>
-      <w:proofErr w:type="gramEnd"/>
-      <w:r>
-        <w:rPr>
-          <w:i/>
-          <w:iCs/>
-          <w:color w:val="0070C0"/>
-          <w:lang w:val="en-US"/>
-        </w:rPr>
-        <w:t>id_</w:t>
-      </w:r>
-      <w:proofErr w:type="gramStart"/>
-      <w:r>
-        <w:rPr>
-          <w:i/>
-          <w:iCs/>
-          <w:color w:val="0070C0"/>
-          <w:lang w:val="en-US"/>
-        </w:rPr>
-        <w:t>city</w:t>
-      </w:r>
-      <w:r>
-        <w:rPr>
-          <w:i/>
-          <w:iCs/>
-          <w:lang w:val="en-US"/>
-        </w:rPr>
-        <w:t xml:space="preserve">, </w:t>
-      </w:r>
-      <w:r>
-        <w:rPr>
-          <w:i/>
-          <w:iCs/>
-          <w:color w:val="0070C0"/>
-          <w:lang w:val="en-US"/>
-        </w:rPr>
-        <w:t>#</w:t>
-      </w:r>
-      <w:proofErr w:type="gramEnd"/>
-      <w:r>
-        <w:rPr>
-          <w:i/>
-          <w:iCs/>
-          <w:color w:val="0070C0"/>
-          <w:lang w:val="en-US"/>
-        </w:rPr>
-        <w:t>id_gallery</w:t>
-      </w:r>
-      <w:proofErr w:type="gramStart"/>
+        <w:t>#id_gallery</w:t>
+      </w:r>
       <w:r>
         <w:rPr>
           <w:b/>
@@ -2663,7 +2154,6 @@
         </w:rPr>
         <w:t>);</w:t>
       </w:r>
-      <w:proofErr w:type="gramEnd"/>
     </w:p>
     <w:p>
       <w:pPr>
@@ -2708,7 +2198,6 @@
         </w:rPr>
         <w:t>#id_artist, #id_discipline</w:t>
       </w:r>
-      <w:proofErr w:type="gramStart"/>
       <w:r>
         <w:rPr>
           <w:b/>
@@ -2716,7 +2205,6 @@
         </w:rPr>
         <w:t>);</w:t>
       </w:r>
-      <w:proofErr w:type="gramEnd"/>
     </w:p>
     <w:p>
       <w:pPr>
@@ -2743,16 +2231,7 @@
           <w:bCs/>
           <w:lang w:val="en-US"/>
         </w:rPr>
-        <w:t xml:space="preserve"> </w:t>
-      </w:r>
-      <w:proofErr w:type="gramStart"/>
-      <w:r>
-        <w:rPr>
-          <w:b/>
-          <w:bCs/>
-          <w:lang w:val="en-US"/>
-        </w:rPr>
-        <w:t>= (</w:t>
+        <w:t xml:space="preserve"> = (</w:t>
       </w:r>
       <w:r>
         <w:rPr>
@@ -2764,48 +2243,8 @@
           <w:u w:val="single"/>
           <w:lang w:val="en-US"/>
         </w:rPr>
-        <w:t>#</w:t>
-      </w:r>
-      <w:proofErr w:type="gramEnd"/>
-      <w:r>
-        <w:rPr>
-          <w:b/>
-          <w:bCs/>
-          <w:i/>
-          <w:iCs/>
-          <w:color w:val="0070C0"/>
-          <w:u w:val="single"/>
-          <w:lang w:val="en-US"/>
-        </w:rPr>
-        <w:t>id_</w:t>
-      </w:r>
-      <w:proofErr w:type="gramStart"/>
-      <w:r>
-        <w:rPr>
-          <w:b/>
-          <w:bCs/>
-          <w:i/>
-          <w:iCs/>
-          <w:color w:val="0070C0"/>
-          <w:u w:val="single"/>
-          <w:lang w:val="en-US"/>
-        </w:rPr>
-        <w:t>artwork, #</w:t>
-      </w:r>
-      <w:proofErr w:type="gramEnd"/>
-      <w:r>
-        <w:rPr>
-          <w:b/>
-          <w:bCs/>
-          <w:i/>
-          <w:iCs/>
-          <w:color w:val="0070C0"/>
-          <w:u w:val="single"/>
-          <w:lang w:val="en-US"/>
-        </w:rPr>
-        <w:t>id_tag</w:t>
-      </w:r>
-      <w:proofErr w:type="gramStart"/>
+        <w:t>#id_artwork, #id_tag</w:t>
+      </w:r>
       <w:r>
         <w:rPr>
           <w:b/>
@@ -2814,7 +2253,6 @@
         </w:rPr>
         <w:t>);</w:t>
       </w:r>
-      <w:proofErr w:type="gramEnd"/>
     </w:p>
     <w:p>
       <w:pPr>
@@ -2841,16 +2279,7 @@
           <w:bCs/>
           <w:lang w:val="en-US"/>
         </w:rPr>
-        <w:t xml:space="preserve"> </w:t>
-      </w:r>
-      <w:proofErr w:type="gramStart"/>
-      <w:r>
-        <w:rPr>
-          <w:b/>
-          <w:bCs/>
-          <w:lang w:val="en-US"/>
-        </w:rPr>
-        <w:t>= (</w:t>
+        <w:t xml:space="preserve"> = (</w:t>
       </w:r>
       <w:r>
         <w:rPr>
@@ -2862,48 +2291,8 @@
           <w:u w:val="single"/>
           <w:lang w:val="en-US"/>
         </w:rPr>
-        <w:t>#</w:t>
-      </w:r>
-      <w:proofErr w:type="gramEnd"/>
-      <w:r>
-        <w:rPr>
-          <w:b/>
-          <w:bCs/>
-          <w:i/>
-          <w:iCs/>
-          <w:color w:val="0070C0"/>
-          <w:u w:val="single"/>
-          <w:lang w:val="en-US"/>
-        </w:rPr>
-        <w:t>id_</w:t>
-      </w:r>
-      <w:proofErr w:type="gramStart"/>
-      <w:r>
-        <w:rPr>
-          <w:b/>
-          <w:bCs/>
-          <w:i/>
-          <w:iCs/>
-          <w:color w:val="0070C0"/>
-          <w:u w:val="single"/>
-          <w:lang w:val="en-US"/>
-        </w:rPr>
-        <w:t>artwork, #</w:t>
-      </w:r>
-      <w:proofErr w:type="gramEnd"/>
-      <w:r>
-        <w:rPr>
-          <w:b/>
-          <w:bCs/>
-          <w:i/>
-          <w:iCs/>
-          <w:color w:val="0070C0"/>
-          <w:u w:val="single"/>
-          <w:lang w:val="en-US"/>
-        </w:rPr>
-        <w:t>id_exhibition</w:t>
-      </w:r>
-      <w:proofErr w:type="gramStart"/>
+        <w:t>#id_artwork, #id_exhibition</w:t>
+      </w:r>
       <w:r>
         <w:rPr>
           <w:b/>
@@ -2912,7 +2301,6 @@
         </w:rPr>
         <w:t>);</w:t>
       </w:r>
-      <w:proofErr w:type="gramEnd"/>
     </w:p>
     <w:p>
       <w:pPr>
@@ -2939,16 +2327,7 @@
           <w:bCs/>
           <w:lang w:val="en-US"/>
         </w:rPr>
-        <w:t xml:space="preserve"> </w:t>
-      </w:r>
-      <w:proofErr w:type="gramStart"/>
-      <w:r>
-        <w:rPr>
-          <w:b/>
-          <w:bCs/>
-          <w:lang w:val="en-US"/>
-        </w:rPr>
-        <w:t>= (</w:t>
+        <w:t xml:space="preserve"> = (</w:t>
       </w:r>
       <w:r>
         <w:rPr>
@@ -2960,48 +2339,8 @@
           <w:u w:val="single"/>
           <w:lang w:val="en-US"/>
         </w:rPr>
-        <w:t>#</w:t>
-      </w:r>
-      <w:proofErr w:type="gramEnd"/>
-      <w:r>
-        <w:rPr>
-          <w:b/>
-          <w:bCs/>
-          <w:i/>
-          <w:iCs/>
-          <w:color w:val="0070C0"/>
-          <w:u w:val="single"/>
-          <w:lang w:val="en-US"/>
-        </w:rPr>
-        <w:t>id_</w:t>
-      </w:r>
-      <w:proofErr w:type="gramStart"/>
-      <w:r>
-        <w:rPr>
-          <w:b/>
-          <w:bCs/>
-          <w:i/>
-          <w:iCs/>
-          <w:color w:val="0070C0"/>
-          <w:u w:val="single"/>
-          <w:lang w:val="en-US"/>
-        </w:rPr>
-        <w:t>member, #</w:t>
-      </w:r>
-      <w:proofErr w:type="gramEnd"/>
-      <w:r>
-        <w:rPr>
-          <w:b/>
-          <w:bCs/>
-          <w:i/>
-          <w:iCs/>
-          <w:color w:val="0070C0"/>
-          <w:u w:val="single"/>
-          <w:lang w:val="en-US"/>
-        </w:rPr>
-        <w:t>id_discipline</w:t>
-      </w:r>
-      <w:proofErr w:type="gramStart"/>
+        <w:t>#id_member, #id_discipline</w:t>
+      </w:r>
       <w:r>
         <w:rPr>
           <w:b/>
@@ -3010,7 +2349,6 @@
         </w:rPr>
         <w:t>);</w:t>
       </w:r>
-      <w:proofErr w:type="gramEnd"/>
     </w:p>
     <w:p>
       <w:pPr>
@@ -3027,16 +2365,7 @@
           <w:bCs/>
           <w:lang w:val="en-US"/>
         </w:rPr>
-        <w:t xml:space="preserve">Review </w:t>
-      </w:r>
-      <w:proofErr w:type="gramStart"/>
-      <w:r>
-        <w:rPr>
-          <w:b/>
-          <w:bCs/>
-          <w:lang w:val="en-US"/>
-        </w:rPr>
-        <w:t>= (</w:t>
+        <w:t>Review = (</w:t>
       </w:r>
       <w:r>
         <w:rPr>
@@ -3048,46 +2377,7 @@
           <w:u w:val="single"/>
           <w:lang w:val="en-US"/>
         </w:rPr>
-        <w:t>#</w:t>
-      </w:r>
-      <w:proofErr w:type="gramEnd"/>
-      <w:r>
-        <w:rPr>
-          <w:b/>
-          <w:bCs/>
-          <w:i/>
-          <w:iCs/>
-          <w:color w:val="0070C0"/>
-          <w:u w:val="single"/>
-          <w:lang w:val="en-US"/>
-        </w:rPr>
-        <w:t>id_</w:t>
-      </w:r>
-      <w:proofErr w:type="gramStart"/>
-      <w:r>
-        <w:rPr>
-          <w:b/>
-          <w:bCs/>
-          <w:i/>
-          <w:iCs/>
-          <w:color w:val="0070C0"/>
-          <w:u w:val="single"/>
-          <w:lang w:val="en-US"/>
-        </w:rPr>
-        <w:t>member, #</w:t>
-      </w:r>
-      <w:proofErr w:type="gramEnd"/>
-      <w:r>
-        <w:rPr>
-          <w:b/>
-          <w:bCs/>
-          <w:i/>
-          <w:iCs/>
-          <w:color w:val="0070C0"/>
-          <w:u w:val="single"/>
-          <w:lang w:val="en-US"/>
-        </w:rPr>
-        <w:t>id_artwork</w:t>
+        <w:t>#id_member, #id_artwork</w:t>
       </w:r>
       <w:r>
         <w:rPr>
@@ -3166,7 +2456,6 @@
         </w:rPr>
         <w:t>DATETIME</w:t>
       </w:r>
-      <w:proofErr w:type="gramStart"/>
       <w:r>
         <w:rPr>
           <w:b/>
@@ -3175,7 +2464,6 @@
         </w:rPr>
         <w:t>);</w:t>
       </w:r>
-      <w:proofErr w:type="gramEnd"/>
     </w:p>
     <w:p>
       <w:pPr>
@@ -3190,16 +2478,7 @@
           <w:bCs/>
           <w:lang w:val="en-US"/>
         </w:rPr>
-        <w:t xml:space="preserve">Booking </w:t>
-      </w:r>
-      <w:proofErr w:type="gramStart"/>
-      <w:r>
-        <w:rPr>
-          <w:b/>
-          <w:bCs/>
-          <w:lang w:val="en-US"/>
-        </w:rPr>
-        <w:t>= (</w:t>
+        <w:t>Booking = (</w:t>
       </w:r>
       <w:r>
         <w:rPr>
@@ -3211,46 +2490,7 @@
           <w:u w:val="single"/>
           <w:lang w:val="en-US"/>
         </w:rPr>
-        <w:t>#</w:t>
-      </w:r>
-      <w:proofErr w:type="gramEnd"/>
-      <w:r>
-        <w:rPr>
-          <w:b/>
-          <w:bCs/>
-          <w:i/>
-          <w:iCs/>
-          <w:color w:val="0070C0"/>
-          <w:u w:val="single"/>
-          <w:lang w:val="en-US"/>
-        </w:rPr>
-        <w:t>id_</w:t>
-      </w:r>
-      <w:proofErr w:type="gramStart"/>
-      <w:r>
-        <w:rPr>
-          <w:b/>
-          <w:bCs/>
-          <w:i/>
-          <w:iCs/>
-          <w:color w:val="0070C0"/>
-          <w:u w:val="single"/>
-          <w:lang w:val="en-US"/>
-        </w:rPr>
-        <w:t>member, #</w:t>
-      </w:r>
-      <w:proofErr w:type="gramEnd"/>
-      <w:r>
-        <w:rPr>
-          <w:b/>
-          <w:bCs/>
-          <w:i/>
-          <w:iCs/>
-          <w:color w:val="0070C0"/>
-          <w:u w:val="single"/>
-          <w:lang w:val="en-US"/>
-        </w:rPr>
-        <w:t>id_workshop</w:t>
+        <w:t>#id_member, #id_workshop</w:t>
       </w:r>
       <w:r>
         <w:rPr>
@@ -3312,9 +2552,8 @@
           <w:color w:val="7F7F7F" w:themeColor="text1" w:themeTint="80"/>
           <w:lang w:val="en-US"/>
         </w:rPr>
-        <w:t>ENUM</w:t>
-      </w:r>
-      <w:proofErr w:type="gramStart"/>
+        <w:t>ENUM('pending', 'paid', 'cancelled')</w:t>
+      </w:r>
       <w:r>
         <w:rPr>
           <w:b/>
@@ -3323,7 +2562,6 @@
         </w:rPr>
         <w:t>);</w:t>
       </w:r>
-      <w:proofErr w:type="gramEnd"/>
     </w:p>
     <w:sectPr>
       <w:pgSz w:w="12240" w:h="15840"/>

--- a/Step 2/Logical Data Model.docx
+++ b/Step 2/Logical Data Model.docx
@@ -19,7 +19,6 @@
         </w:rPr>
         <w:t>User_ = (</w:t>
       </w:r>
-      <w:proofErr w:type="spellStart"/>
       <w:r>
         <w:rPr>
           <w:b/>
@@ -29,7 +28,6 @@
         </w:rPr>
         <w:t>id_user</w:t>
       </w:r>
-      <w:proofErr w:type="spellEnd"/>
       <w:r>
         <w:rPr>
           <w:b/>
@@ -55,16 +53,8 @@
         <w:rPr>
           <w:lang w:val="en-US"/>
         </w:rPr>
-        <w:t xml:space="preserve">, </w:t>
-      </w:r>
-      <w:proofErr w:type="spellStart"/>
-      <w:r>
-        <w:rPr>
-          <w:lang w:val="en-US"/>
-        </w:rPr>
-        <w:t>name_user</w:t>
-      </w:r>
-      <w:proofErr w:type="spellEnd"/>
+        <w:t>, name_user</w:t>
+      </w:r>
       <w:r>
         <w:rPr>
           <w:i/>
@@ -109,16 +99,8 @@
         <w:rPr>
           <w:lang w:val="en-US"/>
         </w:rPr>
-        <w:t xml:space="preserve">, </w:t>
-      </w:r>
-      <w:proofErr w:type="spellStart"/>
-      <w:r>
-        <w:rPr>
-          <w:lang w:val="en-US"/>
-        </w:rPr>
-        <w:t>birth_year</w:t>
-      </w:r>
-      <w:proofErr w:type="spellEnd"/>
+        <w:t>, birth_year</w:t>
+      </w:r>
       <w:r>
         <w:rPr>
           <w:i/>
@@ -208,7 +190,6 @@
         </w:rPr>
         <w:t>Artist = (</w:t>
       </w:r>
-      <w:proofErr w:type="spellStart"/>
       <w:r>
         <w:rPr>
           <w:b/>
@@ -218,7 +199,6 @@
         </w:rPr>
         <w:t>id_artist</w:t>
       </w:r>
-      <w:proofErr w:type="spellEnd"/>
       <w:r>
         <w:rPr>
           <w:b/>
@@ -267,16 +247,8 @@
         <w:rPr>
           <w:lang w:val="en-US"/>
         </w:rPr>
-        <w:t xml:space="preserve">, </w:t>
-      </w:r>
-      <w:proofErr w:type="spellStart"/>
-      <w:r>
-        <w:rPr>
-          <w:lang w:val="en-US"/>
-        </w:rPr>
-        <w:t>website_artist</w:t>
-      </w:r>
-      <w:proofErr w:type="spellEnd"/>
+        <w:t>, website_artist</w:t>
+      </w:r>
       <w:r>
         <w:rPr>
           <w:i/>
@@ -298,32 +270,24 @@
         <w:rPr>
           <w:lang w:val="en-US"/>
         </w:rPr>
-        <w:t xml:space="preserve">, </w:t>
-      </w:r>
-      <w:proofErr w:type="spellStart"/>
-      <w:r>
-        <w:rPr>
-          <w:lang w:val="en-US"/>
-        </w:rPr>
-        <w:t>is_active</w:t>
-      </w:r>
-      <w:proofErr w:type="spellEnd"/>
-      <w:r>
-        <w:rPr>
-          <w:i/>
-          <w:iCs/>
-          <w:lang w:val="en-US"/>
-        </w:rPr>
-        <w:t xml:space="preserve"> </w:t>
-      </w:r>
-      <w:r>
-        <w:rPr>
-          <w:i/>
-          <w:iCs/>
-          <w:color w:val="7F7F7F" w:themeColor="text1" w:themeTint="80"/>
-          <w:lang w:val="en-US"/>
-        </w:rPr>
-        <w:t>LOGICAL</w:t>
+        <w:t>, is_active</w:t>
+      </w:r>
+      <w:r>
+        <w:rPr>
+          <w:i/>
+          <w:iCs/>
+          <w:lang w:val="en-US"/>
+        </w:rPr>
+        <w:t xml:space="preserve"> </w:t>
+      </w:r>
+      <w:r>
+        <w:rPr>
+          <w:i/>
+          <w:iCs/>
+          <w:color w:val="7F7F7F" w:themeColor="text1" w:themeTint="80"/>
+          <w:lang w:val="en-US"/>
+        </w:rPr>
+        <w:t>BOOLEAN</w:t>
       </w:r>
       <w:r>
         <w:rPr>
@@ -370,7 +334,6 @@
         </w:rPr>
         <w:t>Member_ = (</w:t>
       </w:r>
-      <w:proofErr w:type="spellStart"/>
       <w:r>
         <w:rPr>
           <w:b/>
@@ -380,7 +343,6 @@
         </w:rPr>
         <w:t>id_member</w:t>
       </w:r>
-      <w:proofErr w:type="spellEnd"/>
       <w:r>
         <w:rPr>
           <w:b/>
@@ -406,32 +368,24 @@
         <w:rPr>
           <w:lang w:val="en-US"/>
         </w:rPr>
-        <w:t xml:space="preserve">, </w:t>
-      </w:r>
-      <w:proofErr w:type="spellStart"/>
-      <w:r>
-        <w:rPr>
-          <w:lang w:val="en-US"/>
-        </w:rPr>
-        <w:t>membership_type</w:t>
-      </w:r>
-      <w:proofErr w:type="spellEnd"/>
-      <w:r>
-        <w:rPr>
-          <w:i/>
-          <w:iCs/>
-          <w:lang w:val="en-US"/>
-        </w:rPr>
-        <w:t xml:space="preserve"> </w:t>
-      </w:r>
-      <w:r>
-        <w:rPr>
-          <w:i/>
-          <w:iCs/>
-          <w:color w:val="7F7F7F" w:themeColor="text1" w:themeTint="80"/>
-          <w:lang w:val="en-US"/>
-        </w:rPr>
-        <w:t>VARCHAR(50)</w:t>
+        <w:t>, membership_type</w:t>
+      </w:r>
+      <w:r>
+        <w:rPr>
+          <w:i/>
+          <w:iCs/>
+          <w:lang w:val="en-US"/>
+        </w:rPr>
+        <w:t xml:space="preserve"> </w:t>
+      </w:r>
+      <w:r>
+        <w:rPr>
+          <w:i/>
+          <w:iCs/>
+          <w:color w:val="7F7F7F" w:themeColor="text1" w:themeTint="80"/>
+          <w:lang w:val="en-US"/>
+        </w:rPr>
+        <w:t>ENUM('standard', 'premium')</w:t>
       </w:r>
       <w:r>
         <w:rPr>
@@ -476,7 +430,6 @@
         </w:rPr>
         <w:t>Discipline = (</w:t>
       </w:r>
-      <w:proofErr w:type="spellStart"/>
       <w:r>
         <w:rPr>
           <w:b/>
@@ -485,7 +438,6 @@
         </w:rPr>
         <w:t>id_discipline</w:t>
       </w:r>
-      <w:proofErr w:type="spellEnd"/>
       <w:r>
         <w:rPr>
           <w:b/>
@@ -506,13 +458,8 @@
         <w:t>INT</w:t>
       </w:r>
       <w:r>
-        <w:t xml:space="preserve">, </w:t>
-      </w:r>
-      <w:proofErr w:type="spellStart"/>
-      <w:r>
-        <w:t>name_discipline</w:t>
-      </w:r>
-      <w:proofErr w:type="spellEnd"/>
+        <w:t>, name_discipline</w:t>
+      </w:r>
       <w:r>
         <w:rPr>
           <w:i/>
@@ -553,7 +500,6 @@
         </w:rPr>
         <w:t>Artwork = (</w:t>
       </w:r>
-      <w:proofErr w:type="spellStart"/>
       <w:r>
         <w:rPr>
           <w:b/>
@@ -563,7 +509,6 @@
         </w:rPr>
         <w:t>id_artwork</w:t>
       </w:r>
-      <w:proofErr w:type="spellEnd"/>
       <w:r>
         <w:rPr>
           <w:b/>
@@ -589,16 +534,8 @@
         <w:rPr>
           <w:lang w:val="en-US"/>
         </w:rPr>
-        <w:t xml:space="preserve">, </w:t>
-      </w:r>
-      <w:proofErr w:type="spellStart"/>
-      <w:r>
-        <w:rPr>
-          <w:lang w:val="en-US"/>
-        </w:rPr>
-        <w:t>title_art</w:t>
-      </w:r>
-      <w:proofErr w:type="spellEnd"/>
+        <w:t>, title_art</w:t>
+      </w:r>
       <w:r>
         <w:rPr>
           <w:i/>
@@ -620,16 +557,8 @@
         <w:rPr>
           <w:lang w:val="en-US"/>
         </w:rPr>
-        <w:t xml:space="preserve">, </w:t>
-      </w:r>
-      <w:proofErr w:type="spellStart"/>
-      <w:r>
-        <w:rPr>
-          <w:lang w:val="en-US"/>
-        </w:rPr>
-        <w:t>creation_year</w:t>
-      </w:r>
-      <w:proofErr w:type="spellEnd"/>
+        <w:t>, creation_year</w:t>
+      </w:r>
       <w:r>
         <w:rPr>
           <w:i/>
@@ -828,7 +757,6 @@
         </w:rPr>
         <w:t>Tag = (</w:t>
       </w:r>
-      <w:proofErr w:type="spellStart"/>
       <w:r>
         <w:rPr>
           <w:b/>
@@ -838,7 +766,6 @@
         </w:rPr>
         <w:t>id_tag</w:t>
       </w:r>
-      <w:proofErr w:type="spellEnd"/>
       <w:r>
         <w:rPr>
           <w:b/>
@@ -909,7 +836,6 @@
         </w:rPr>
         <w:t>Workshop = (</w:t>
       </w:r>
-      <w:proofErr w:type="spellStart"/>
       <w:r>
         <w:rPr>
           <w:b/>
@@ -919,7 +845,6 @@
         </w:rPr>
         <w:t>id_workshop</w:t>
       </w:r>
-      <w:proofErr w:type="spellEnd"/>
       <w:r>
         <w:rPr>
           <w:b/>
@@ -945,16 +870,8 @@
         <w:rPr>
           <w:lang w:val="en-US"/>
         </w:rPr>
-        <w:t xml:space="preserve">, </w:t>
-      </w:r>
-      <w:proofErr w:type="spellStart"/>
-      <w:r>
-        <w:rPr>
-          <w:lang w:val="en-US"/>
-        </w:rPr>
-        <w:t>title_workshop</w:t>
-      </w:r>
-      <w:proofErr w:type="spellEnd"/>
+        <w:t>, title_workshop</w:t>
+      </w:r>
       <w:r>
         <w:rPr>
           <w:i/>
@@ -976,16 +893,8 @@
         <w:rPr>
           <w:lang w:val="en-US"/>
         </w:rPr>
-        <w:t xml:space="preserve">, </w:t>
-      </w:r>
-      <w:proofErr w:type="spellStart"/>
-      <w:r>
-        <w:rPr>
-          <w:lang w:val="en-US"/>
-        </w:rPr>
-        <w:t>date_workshop</w:t>
-      </w:r>
-      <w:proofErr w:type="spellEnd"/>
+        <w:t>, date_workshop</w:t>
+      </w:r>
       <w:r>
         <w:rPr>
           <w:i/>
@@ -1007,16 +916,8 @@
         <w:rPr>
           <w:lang w:val="en-US"/>
         </w:rPr>
-        <w:t xml:space="preserve">, </w:t>
-      </w:r>
-      <w:proofErr w:type="spellStart"/>
-      <w:r>
-        <w:rPr>
-          <w:lang w:val="en-US"/>
-        </w:rPr>
-        <w:t>duration_minutes</w:t>
-      </w:r>
-      <w:proofErr w:type="spellEnd"/>
+        <w:t>, duration_minutes</w:t>
+      </w:r>
       <w:r>
         <w:rPr>
           <w:i/>
@@ -1038,16 +939,8 @@
         <w:rPr>
           <w:lang w:val="en-US"/>
         </w:rPr>
-        <w:t xml:space="preserve">, </w:t>
-      </w:r>
-      <w:proofErr w:type="spellStart"/>
-      <w:r>
-        <w:rPr>
-          <w:lang w:val="en-US"/>
-        </w:rPr>
-        <w:t>max_participants</w:t>
-      </w:r>
-      <w:proofErr w:type="spellEnd"/>
+        <w:t>, max_participants</w:t>
+      </w:r>
       <w:r>
         <w:rPr>
           <w:i/>
@@ -1192,25 +1085,14 @@
           <w:lang w:val="en-US"/>
         </w:rPr>
       </w:pPr>
-      <w:proofErr w:type="spellStart"/>
-      <w:r>
-        <w:rPr>
-          <w:b/>
-          <w:bCs/>
-          <w:lang w:val="en-US"/>
-        </w:rPr>
-        <w:t>Artist_Social</w:t>
-      </w:r>
-      <w:proofErr w:type="spellEnd"/>
-      <w:r>
-        <w:rPr>
-          <w:b/>
-          <w:bCs/>
-          <w:lang w:val="en-US"/>
-        </w:rPr>
-        <w:t xml:space="preserve"> = (</w:t>
-      </w:r>
-      <w:proofErr w:type="spellStart"/>
+      <w:r>
+        <w:rPr>
+          <w:b/>
+          <w:bCs/>
+          <w:lang w:val="en-US"/>
+        </w:rPr>
+        <w:t>Artist_Social = (</w:t>
+      </w:r>
       <w:r>
         <w:rPr>
           <w:b/>
@@ -1220,7 +1102,6 @@
         </w:rPr>
         <w:t>id_social</w:t>
       </w:r>
-      <w:proofErr w:type="spellEnd"/>
       <w:r>
         <w:rPr>
           <w:b/>
@@ -1331,7 +1212,6 @@
         </w:rPr>
         <w:t>City = (</w:t>
       </w:r>
-      <w:proofErr w:type="spellStart"/>
       <w:r>
         <w:rPr>
           <w:b/>
@@ -1341,7 +1221,6 @@
         </w:rPr>
         <w:t>id_city</w:t>
       </w:r>
-      <w:proofErr w:type="spellEnd"/>
       <w:r>
         <w:rPr>
           <w:b/>
@@ -1466,7 +1345,6 @@
         </w:rPr>
         <w:t>Address = (</w:t>
       </w:r>
-      <w:proofErr w:type="spellStart"/>
       <w:r>
         <w:rPr>
           <w:b/>
@@ -1476,7 +1354,6 @@
         </w:rPr>
         <w:t>address_id</w:t>
       </w:r>
-      <w:proofErr w:type="spellEnd"/>
       <w:r>
         <w:rPr>
           <w:b/>
@@ -1595,7 +1472,6 @@
         </w:rPr>
         <w:t>Gallery = (</w:t>
       </w:r>
-      <w:proofErr w:type="spellStart"/>
       <w:r>
         <w:rPr>
           <w:b/>
@@ -1605,7 +1481,6 @@
         </w:rPr>
         <w:t>id_gallery</w:t>
       </w:r>
-      <w:proofErr w:type="spellEnd"/>
       <w:r>
         <w:rPr>
           <w:b/>
@@ -1631,16 +1506,8 @@
         <w:rPr>
           <w:lang w:val="en-US"/>
         </w:rPr>
-        <w:t xml:space="preserve">, </w:t>
-      </w:r>
-      <w:proofErr w:type="spellStart"/>
-      <w:r>
-        <w:rPr>
-          <w:lang w:val="en-US"/>
-        </w:rPr>
-        <w:t>name_gallery</w:t>
-      </w:r>
-      <w:proofErr w:type="spellEnd"/>
+        <w:t>, name_gallery</w:t>
+      </w:r>
       <w:r>
         <w:rPr>
           <w:i/>
@@ -1685,16 +1552,8 @@
         <w:rPr>
           <w:lang w:val="en-US"/>
         </w:rPr>
-        <w:t xml:space="preserve">, </w:t>
-      </w:r>
-      <w:proofErr w:type="spellStart"/>
-      <w:r>
-        <w:rPr>
-          <w:lang w:val="en-US"/>
-        </w:rPr>
-        <w:t>website_gallery</w:t>
-      </w:r>
-      <w:proofErr w:type="spellEnd"/>
+        <w:t>, website_gallery</w:t>
+      </w:r>
       <w:r>
         <w:rPr>
           <w:i/>
@@ -1768,23 +1627,13 @@
           <w:lang w:val="en-US"/>
         </w:rPr>
       </w:pPr>
-      <w:proofErr w:type="spellStart"/>
-      <w:r>
-        <w:rPr>
-          <w:b/>
-          <w:bCs/>
-          <w:lang w:val="en-US"/>
-        </w:rPr>
-        <w:t>Gallery_Hours</w:t>
-      </w:r>
-      <w:proofErr w:type="spellEnd"/>
-      <w:r>
-        <w:rPr>
-          <w:b/>
-          <w:bCs/>
-          <w:lang w:val="en-US"/>
-        </w:rPr>
-        <w:t xml:space="preserve"> = (</w:t>
+      <w:r>
+        <w:rPr>
+          <w:b/>
+          <w:bCs/>
+          <w:lang w:val="en-US"/>
+        </w:rPr>
+        <w:t>Gallery_Hours = (</w:t>
       </w:r>
       <w:r>
         <w:rPr>
@@ -1805,19 +1654,8 @@
           <w:u w:val="single"/>
           <w:lang w:val="en-US"/>
         </w:rPr>
-        <w:t xml:space="preserve">, </w:t>
-      </w:r>
-      <w:proofErr w:type="spellStart"/>
-      <w:r>
-        <w:rPr>
-          <w:b/>
-          <w:bCs/>
-          <w:u w:val="single"/>
-          <w:lang w:val="en-US"/>
-        </w:rPr>
-        <w:t>day_of_week</w:t>
-      </w:r>
-      <w:proofErr w:type="spellEnd"/>
+        <w:t>, day_of_week</w:t>
+      </w:r>
       <w:r>
         <w:rPr>
           <w:b/>
@@ -1843,16 +1681,8 @@
         <w:rPr>
           <w:lang w:val="en-US"/>
         </w:rPr>
-        <w:t xml:space="preserve">, </w:t>
-      </w:r>
-      <w:proofErr w:type="spellStart"/>
-      <w:r>
-        <w:rPr>
-          <w:lang w:val="en-US"/>
-        </w:rPr>
-        <w:t>open_time</w:t>
-      </w:r>
-      <w:proofErr w:type="spellEnd"/>
+        <w:t>, open_time</w:t>
+      </w:r>
       <w:r>
         <w:rPr>
           <w:i/>
@@ -1874,16 +1704,8 @@
         <w:rPr>
           <w:lang w:val="en-US"/>
         </w:rPr>
-        <w:t xml:space="preserve">, </w:t>
-      </w:r>
-      <w:proofErr w:type="spellStart"/>
-      <w:r>
-        <w:rPr>
-          <w:lang w:val="en-US"/>
-        </w:rPr>
-        <w:t>close_time</w:t>
-      </w:r>
-      <w:proofErr w:type="spellEnd"/>
+        <w:t>, close_time</w:t>
+      </w:r>
       <w:r>
         <w:rPr>
           <w:i/>
@@ -1927,7 +1749,6 @@
         </w:rPr>
         <w:t>Exhibition = (</w:t>
       </w:r>
-      <w:proofErr w:type="spellStart"/>
       <w:r>
         <w:rPr>
           <w:b/>
@@ -1937,7 +1758,6 @@
         </w:rPr>
         <w:t>id_exhibition</w:t>
       </w:r>
-      <w:proofErr w:type="spellEnd"/>
       <w:r>
         <w:rPr>
           <w:b/>
@@ -1963,16 +1783,8 @@
         <w:rPr>
           <w:lang w:val="en-US"/>
         </w:rPr>
-        <w:t xml:space="preserve">, </w:t>
-      </w:r>
-      <w:proofErr w:type="spellStart"/>
-      <w:r>
-        <w:rPr>
-          <w:lang w:val="en-US"/>
-        </w:rPr>
-        <w:t>title_exhib</w:t>
-      </w:r>
-      <w:proofErr w:type="spellEnd"/>
+        <w:t>, title_exhib</w:t>
+      </w:r>
       <w:r>
         <w:rPr>
           <w:i/>
@@ -1994,16 +1806,8 @@
         <w:rPr>
           <w:lang w:val="en-US"/>
         </w:rPr>
-        <w:t xml:space="preserve">, </w:t>
-      </w:r>
-      <w:proofErr w:type="spellStart"/>
-      <w:r>
-        <w:rPr>
-          <w:lang w:val="en-US"/>
-        </w:rPr>
-        <w:t>curator_name</w:t>
-      </w:r>
-      <w:proofErr w:type="spellEnd"/>
+        <w:t>, curator_name</w:t>
+      </w:r>
       <w:r>
         <w:rPr>
           <w:i/>
@@ -2025,16 +1829,8 @@
         <w:rPr>
           <w:lang w:val="en-US"/>
         </w:rPr>
-        <w:t xml:space="preserve">, </w:t>
-      </w:r>
-      <w:proofErr w:type="spellStart"/>
-      <w:r>
-        <w:rPr>
-          <w:lang w:val="en-US"/>
-        </w:rPr>
-        <w:t>start_date</w:t>
-      </w:r>
-      <w:proofErr w:type="spellEnd"/>
+        <w:t>, start_date</w:t>
+      </w:r>
       <w:r>
         <w:rPr>
           <w:i/>
@@ -2056,16 +1852,8 @@
         <w:rPr>
           <w:lang w:val="en-US"/>
         </w:rPr>
-        <w:t xml:space="preserve">, </w:t>
-      </w:r>
-      <w:proofErr w:type="spellStart"/>
-      <w:r>
-        <w:rPr>
-          <w:lang w:val="en-US"/>
-        </w:rPr>
-        <w:t>end_date</w:t>
-      </w:r>
-      <w:proofErr w:type="spellEnd"/>
+        <w:t>, end_date</w:t>
+      </w:r>
       <w:r>
         <w:rPr>
           <w:i/>
@@ -2163,21 +1951,12 @@
           <w:bCs/>
         </w:rPr>
       </w:pPr>
-      <w:proofErr w:type="spellStart"/>
-      <w:r>
-        <w:rPr>
-          <w:b/>
-          <w:bCs/>
-        </w:rPr>
-        <w:t>Artist_Discipline</w:t>
-      </w:r>
-      <w:proofErr w:type="spellEnd"/>
-      <w:r>
-        <w:rPr>
-          <w:b/>
-          <w:bCs/>
-        </w:rPr>
-        <w:t xml:space="preserve"> = </w:t>
+      <w:r>
+        <w:rPr>
+          <w:b/>
+          <w:bCs/>
+        </w:rPr>
+        <w:t xml:space="preserve">Artist_Discipline = </w:t>
       </w:r>
       <w:r>
         <w:rPr>
@@ -2215,23 +1994,13 @@
           <w:lang w:val="en-US"/>
         </w:rPr>
       </w:pPr>
-      <w:proofErr w:type="spellStart"/>
-      <w:r>
-        <w:rPr>
-          <w:b/>
-          <w:bCs/>
-          <w:lang w:val="en-US"/>
-        </w:rPr>
-        <w:t>Artwork_Tag</w:t>
-      </w:r>
-      <w:proofErr w:type="spellEnd"/>
-      <w:r>
-        <w:rPr>
-          <w:b/>
-          <w:bCs/>
-          <w:lang w:val="en-US"/>
-        </w:rPr>
-        <w:t xml:space="preserve"> = (</w:t>
+      <w:r>
+        <w:rPr>
+          <w:b/>
+          <w:bCs/>
+          <w:lang w:val="en-US"/>
+        </w:rPr>
+        <w:t>Artwork_Tag = (</w:t>
       </w:r>
       <w:r>
         <w:rPr>
@@ -2263,23 +2032,13 @@
           <w:lang w:val="en-US"/>
         </w:rPr>
       </w:pPr>
-      <w:proofErr w:type="spellStart"/>
-      <w:r>
-        <w:rPr>
-          <w:b/>
-          <w:bCs/>
-          <w:lang w:val="en-US"/>
-        </w:rPr>
-        <w:t>Exhibition_Artwork</w:t>
-      </w:r>
-      <w:proofErr w:type="spellEnd"/>
-      <w:r>
-        <w:rPr>
-          <w:b/>
-          <w:bCs/>
-          <w:lang w:val="en-US"/>
-        </w:rPr>
-        <w:t xml:space="preserve"> = (</w:t>
+      <w:r>
+        <w:rPr>
+          <w:b/>
+          <w:bCs/>
+          <w:lang w:val="en-US"/>
+        </w:rPr>
+        <w:t>Exhibition_Artwork = (</w:t>
       </w:r>
       <w:r>
         <w:rPr>
@@ -2311,23 +2070,13 @@
           <w:lang w:val="en-US"/>
         </w:rPr>
       </w:pPr>
-      <w:proofErr w:type="spellStart"/>
-      <w:r>
-        <w:rPr>
-          <w:b/>
-          <w:bCs/>
-          <w:lang w:val="en-US"/>
-        </w:rPr>
-        <w:t>Member_Discipline</w:t>
-      </w:r>
-      <w:proofErr w:type="spellEnd"/>
-      <w:r>
-        <w:rPr>
-          <w:b/>
-          <w:bCs/>
-          <w:lang w:val="en-US"/>
-        </w:rPr>
-        <w:t xml:space="preserve"> = (</w:t>
+      <w:r>
+        <w:rPr>
+          <w:b/>
+          <w:bCs/>
+          <w:lang w:val="en-US"/>
+        </w:rPr>
+        <w:t>Member_Discipline = (</w:t>
       </w:r>
       <w:r>
         <w:rPr>
@@ -2429,16 +2178,8 @@
         <w:rPr>
           <w:lang w:val="en-US"/>
         </w:rPr>
-        <w:t xml:space="preserve">, </w:t>
-      </w:r>
-      <w:proofErr w:type="spellStart"/>
-      <w:r>
-        <w:rPr>
-          <w:lang w:val="en-US"/>
-        </w:rPr>
-        <w:t>review_date</w:t>
-      </w:r>
-      <w:proofErr w:type="spellEnd"/>
+        <w:t>, review_date</w:t>
+      </w:r>
       <w:r>
         <w:rPr>
           <w:i/>
@@ -2496,16 +2237,8 @@
         <w:rPr>
           <w:lang w:val="en-US"/>
         </w:rPr>
-        <w:t xml:space="preserve">, </w:t>
-      </w:r>
-      <w:proofErr w:type="spellStart"/>
-      <w:r>
-        <w:rPr>
-          <w:lang w:val="en-US"/>
-        </w:rPr>
-        <w:t>booking_date</w:t>
-      </w:r>
-      <w:proofErr w:type="spellEnd"/>
+        <w:t>, booking_date</w:t>
+      </w:r>
       <w:r>
         <w:rPr>
           <w:i/>
@@ -2527,16 +2260,8 @@
         <w:rPr>
           <w:lang w:val="en-US"/>
         </w:rPr>
-        <w:t xml:space="preserve">, </w:t>
-      </w:r>
-      <w:proofErr w:type="spellStart"/>
-      <w:r>
-        <w:rPr>
-          <w:lang w:val="en-US"/>
-        </w:rPr>
-        <w:t>payment_status</w:t>
-      </w:r>
-      <w:proofErr w:type="spellEnd"/>
+        <w:t>, payment_status</w:t>
+      </w:r>
       <w:r>
         <w:rPr>
           <w:i/>
@@ -3176,6 +2901,7 @@
   <w:style w:type="character" w:default="1" w:styleId="Policepardfaut">
     <w:name w:val="Default Paragraph Font"/>
     <w:uiPriority w:val="1"/>
+    <w:semiHidden/>
     <w:unhideWhenUsed/>
   </w:style>
   <w:style w:type="table" w:default="1" w:styleId="TableauNormal">
